--- a/Fase 2/Evidencias Grupales/2.4_GuiaEstudiante_Fase 2_DesarrolloProyecto APT.docx
+++ b/Fase 2/Evidencias Grupales/2.4_GuiaEstudiante_Fase 2_DesarrolloProyecto APT.docx
@@ -1,11 +1,8 @@
 
 <file path=word/document.xml><?xml version="1.0" encoding="utf-8"?>
-<w:document xmlns:wpc="http://schemas.microsoft.com/office/word/2010/wordprocessingCanvas" xmlns:cx="http://schemas.microsoft.com/office/drawing/2014/chartex" xmlns:mc="http://schemas.openxmlformats.org/markup-compatibility/2006" xmlns:o="urn:schemas-microsoft-com:office:office" xmlns:r="http://schemas.openxmlformats.org/officeDocument/2006/relationships" xmlns:m="http://schemas.openxmlformats.org/officeDocument/2006/math" xmlns:v="urn:schemas-microsoft-com:vml" xmlns:wp14="http://schemas.microsoft.com/office/word/2010/wordprocessingDrawing" xmlns:wp="http://schemas.openxmlformats.org/drawingml/2006/wordprocessingDrawing" xmlns:w10="urn:schemas-microsoft-com:office:word" xmlns:w="http://schemas.openxmlformats.org/wordprocessingml/2006/main" xmlns:w14="http://schemas.microsoft.com/office/word/2010/wordml" xmlns:w15="http://schemas.microsoft.com/office/word/2012/wordml" xmlns:w16se="http://schemas.microsoft.com/office/word/2015/wordml/symex" xmlns:wpg="http://schemas.microsoft.com/office/word/2010/wordprocessingGroup" xmlns:wpi="http://schemas.microsoft.com/office/word/2010/wordprocessingInk" xmlns:wne="http://schemas.microsoft.com/office/word/2006/wordml" xmlns:wps="http://schemas.microsoft.com/office/word/2010/wordprocessingShape" mc:Ignorable="w14 w15 w16se wp14">
+<w:document xmlns:wpc="http://schemas.microsoft.com/office/word/2010/wordprocessingCanvas" xmlns:cx="http://schemas.microsoft.com/office/drawing/2014/chartex" xmlns:cx1="http://schemas.microsoft.com/office/drawing/2015/9/8/chartex" xmlns:cx2="http://schemas.microsoft.com/office/drawing/2015/10/21/chartex" xmlns:cx3="http://schemas.microsoft.com/office/drawing/2016/5/9/chartex" xmlns:cx4="http://schemas.microsoft.com/office/drawing/2016/5/10/chartex" xmlns:cx5="http://schemas.microsoft.com/office/drawing/2016/5/11/chartex" xmlns:cx6="http://schemas.microsoft.com/office/drawing/2016/5/12/chartex" xmlns:cx7="http://schemas.microsoft.com/office/drawing/2016/5/13/chartex" xmlns:cx8="http://schemas.microsoft.com/office/drawing/2016/5/14/chartex" xmlns:mc="http://schemas.openxmlformats.org/markup-compatibility/2006" xmlns:aink="http://schemas.microsoft.com/office/drawing/2016/ink" xmlns:am3d="http://schemas.microsoft.com/office/drawing/2017/model3d" xmlns:o="urn:schemas-microsoft-com:office:office" xmlns:oel="http://schemas.microsoft.com/office/2019/extlst" xmlns:r="http://schemas.openxmlformats.org/officeDocument/2006/relationships" xmlns:m="http://schemas.openxmlformats.org/officeDocument/2006/math" xmlns:v="urn:schemas-microsoft-com:vml" xmlns:wp14="http://schemas.microsoft.com/office/word/2010/wordprocessingDrawing" xmlns:wp="http://schemas.openxmlformats.org/drawingml/2006/wordprocessingDrawing" xmlns:w10="urn:schemas-microsoft-com:office:word" xmlns:w="http://schemas.openxmlformats.org/wordprocessingml/2006/main" xmlns:w14="http://schemas.microsoft.com/office/word/2010/wordml" xmlns:w15="http://schemas.microsoft.com/office/word/2012/wordml" xmlns:w16cex="http://schemas.microsoft.com/office/word/2018/wordml/cex" xmlns:w16cid="http://schemas.microsoft.com/office/word/2016/wordml/cid" xmlns:w16="http://schemas.microsoft.com/office/word/2018/wordml" xmlns:w16du="http://schemas.microsoft.com/office/word/2023/wordml/word16du" xmlns:w16sdtdh="http://schemas.microsoft.com/office/word/2020/wordml/sdtdatahash" xmlns:w16sdtfl="http://schemas.microsoft.com/office/word/2024/wordml/sdtformatlock" xmlns:w16se="http://schemas.microsoft.com/office/word/2015/wordml/symex" xmlns:wpg="http://schemas.microsoft.com/office/word/2010/wordprocessingGroup" xmlns:wpi="http://schemas.microsoft.com/office/word/2010/wordprocessingInk" xmlns:wne="http://schemas.microsoft.com/office/word/2006/wordml" xmlns:wps="http://schemas.microsoft.com/office/word/2010/wordprocessingShape" mc:Ignorable="w14 w15 w16se w16cid w16 w16cex w16sdtdh w16sdtfl w16du wp14">
   <w:body>
-    <w:p>
-      <w:bookmarkStart w:id="0" w:name="_GoBack"/>
-      <w:bookmarkEnd w:id="0"/>
-    </w:p>
+    <w:p/>
     <w:p>
       <w:pPr>
         <w:rPr>
@@ -165,6 +162,7 @@
                                 </w:rPr>
                                 <w:t xml:space="preserve">Asignatura </w:t>
                               </w:r>
+                              <w:proofErr w:type="spellStart"/>
                               <w:r>
                                 <w:rPr>
                                   <w:b/>
@@ -174,6 +172,7 @@
                                 </w:rPr>
                                 <w:t>Capstone</w:t>
                               </w:r>
+                              <w:proofErr w:type="spellEnd"/>
                             </w:p>
                           </w:txbxContent>
                         </wps:txbx>
@@ -238,7 +237,7 @@
           </mc:Choice>
           <mc:Fallback>
             <w:pict>
-              <v:group w14:anchorId="39581AEC" id="Grupo 27" o:spid="_x0000_s1026" style="position:absolute;margin-left:0;margin-top:.75pt;width:491.25pt;height:123pt;z-index:251659264;mso-position-horizontal:center;mso-position-horizontal-relative:margin;mso-width-relative:margin;mso-height-relative:margin" coordsize="59912,15621" o:gfxdata="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">
+              <v:group w14:anchorId="39581AEC" id="Grupo 27" o:spid="_x0000_s1026" style="position:absolute;margin-left:0;margin-top:.75pt;width:491.25pt;height:123pt;z-index:251659264;mso-position-horizontal:center;mso-position-horizontal-relative:margin;mso-width-relative:margin;mso-height-relative:margin" coordsize="59912,15621" o:gfxdata="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">
                 <v:shapetype id="_x0000_t202" coordsize="21600,21600" o:spt="202" path="m,l,21600r21600,l21600,xe">
                   <v:stroke joinstyle="miter"/>
                   <v:path gradientshapeok="t" o:connecttype="rect"/>
@@ -341,6 +340,7 @@
                           </w:rPr>
                           <w:t xml:space="preserve">Asignatura </w:t>
                         </w:r>
+                        <w:proofErr w:type="spellStart"/>
                         <w:r>
                           <w:rPr>
                             <w:b/>
@@ -350,6 +350,7 @@
                           </w:rPr>
                           <w:t>Capstone</w:t>
                         </w:r>
+                        <w:proofErr w:type="spellEnd"/>
                       </w:p>
                     </w:txbxContent>
                   </v:textbox>
@@ -646,141 +647,223 @@
                 <w:szCs w:val="20"/>
                 <w:lang w:eastAsia="es-CL"/>
               </w:rPr>
-              <w:t xml:space="preserve">En esta </w:t>
-            </w:r>
-            <w:r>
-              <w:rPr>
-                <w:rFonts w:ascii="Calibri" w:hAnsi="Calibri" w:cs="Arial"/>
-                <w:i/>
-                <w:color w:val="548DD4"/>
-                <w:sz w:val="20"/>
-                <w:szCs w:val="20"/>
-                <w:lang w:eastAsia="es-CL"/>
-              </w:rPr>
-              <w:t>sección</w:t>
-            </w:r>
-            <w:r>
-              <w:rPr>
-                <w:rFonts w:ascii="Calibri" w:hAnsi="Calibri" w:cs="Arial"/>
-                <w:i/>
-                <w:color w:val="548DD4"/>
-                <w:sz w:val="20"/>
-                <w:szCs w:val="20"/>
-                <w:lang w:eastAsia="es-CL"/>
-              </w:rPr>
-              <w:t xml:space="preserve"> deberá</w:t>
-            </w:r>
-            <w:r>
-              <w:rPr>
-                <w:rFonts w:ascii="Calibri" w:hAnsi="Calibri" w:cs="Arial"/>
-                <w:i/>
-                <w:color w:val="548DD4"/>
-                <w:sz w:val="20"/>
-                <w:szCs w:val="20"/>
-                <w:lang w:eastAsia="es-CL"/>
-              </w:rPr>
-              <w:t>s</w:t>
-            </w:r>
-            <w:r>
-              <w:rPr>
-                <w:rFonts w:ascii="Calibri" w:hAnsi="Calibri" w:cs="Arial"/>
-                <w:i/>
-                <w:color w:val="548DD4"/>
-                <w:sz w:val="20"/>
-                <w:szCs w:val="20"/>
-                <w:lang w:eastAsia="es-CL"/>
-              </w:rPr>
-              <w:t xml:space="preserve"> </w:t>
-            </w:r>
-            <w:r>
-              <w:rPr>
-                <w:rFonts w:ascii="Calibri" w:hAnsi="Calibri" w:cs="Arial"/>
-                <w:i/>
-                <w:color w:val="548DD4"/>
-                <w:sz w:val="20"/>
-                <w:szCs w:val="20"/>
-                <w:lang w:eastAsia="es-CL"/>
-              </w:rPr>
-              <w:t xml:space="preserve">realizar un resumen de los avances que has realizado en tu proyecto APT. </w:t>
-            </w:r>
-            <w:r>
-              <w:rPr>
-                <w:rFonts w:ascii="Calibri" w:hAnsi="Calibri" w:cs="Arial"/>
-                <w:i/>
-                <w:color w:val="548DD4"/>
-                <w:sz w:val="20"/>
-                <w:szCs w:val="20"/>
-                <w:lang w:eastAsia="es-CL"/>
-              </w:rPr>
-              <w:t xml:space="preserve">Relata </w:t>
-            </w:r>
-            <w:r>
-              <w:rPr>
-                <w:rFonts w:ascii="Calibri" w:hAnsi="Calibri" w:cs="Arial"/>
-                <w:i/>
-                <w:color w:val="548DD4"/>
-                <w:sz w:val="20"/>
-                <w:szCs w:val="20"/>
-                <w:lang w:eastAsia="es-CL"/>
-              </w:rPr>
-              <w:t xml:space="preserve">brevemente </w:t>
-            </w:r>
-            <w:r>
-              <w:rPr>
-                <w:rFonts w:ascii="Calibri" w:hAnsi="Calibri" w:cs="Arial"/>
-                <w:i/>
-                <w:color w:val="548DD4"/>
-                <w:sz w:val="20"/>
-                <w:szCs w:val="20"/>
-                <w:lang w:eastAsia="es-CL"/>
-              </w:rPr>
-              <w:t xml:space="preserve">qué </w:t>
-            </w:r>
-            <w:r>
-              <w:rPr>
-                <w:rFonts w:ascii="Calibri" w:hAnsi="Calibri" w:cs="Arial"/>
-                <w:i/>
-                <w:color w:val="548DD4"/>
-                <w:sz w:val="20"/>
-                <w:szCs w:val="20"/>
-                <w:lang w:eastAsia="es-CL"/>
-              </w:rPr>
-              <w:t xml:space="preserve">actividades </w:t>
-            </w:r>
-            <w:r>
-              <w:rPr>
-                <w:rFonts w:ascii="Calibri" w:hAnsi="Calibri" w:cs="Arial"/>
-                <w:i/>
-                <w:color w:val="548DD4"/>
-                <w:sz w:val="20"/>
-                <w:szCs w:val="20"/>
-                <w:lang w:eastAsia="es-CL"/>
-              </w:rPr>
-              <w:t>del proyecto has llevado a cabo y qué objetivos específicos has cumplido hasta el minuto y de qué manera.</w:t>
-            </w:r>
-          </w:p>
-          <w:p>
-            <w:pPr>
-              <w:jc w:val="both"/>
-              <w:rPr>
-                <w:rFonts w:ascii="Calibri" w:hAnsi="Calibri" w:cs="Arial"/>
-                <w:i/>
-                <w:color w:val="548DD4"/>
-                <w:sz w:val="20"/>
-                <w:szCs w:val="20"/>
-                <w:lang w:eastAsia="es-CL"/>
-              </w:rPr>
-            </w:pPr>
-            <w:r>
-              <w:rPr>
-                <w:rFonts w:ascii="Calibri" w:hAnsi="Calibri" w:cs="Arial"/>
-                <w:i/>
-                <w:color w:val="548DD4"/>
-                <w:sz w:val="20"/>
-                <w:szCs w:val="20"/>
-                <w:lang w:eastAsia="es-CL"/>
-              </w:rPr>
-              <w:t>En caso que hayas realizado ajustes a los objetivos o metodología, debes incluir dichos apartados nuevamente en este informe, señalando cuáles son dichos ajustes.</w:t>
+              <w:t xml:space="preserve">Durante el transcurso del Sprint 3, el equipo logró sincronizar con éxito la API en .NET Core con el </w:t>
+            </w:r>
+            <w:proofErr w:type="spellStart"/>
+            <w:r>
+              <w:rPr>
+                <w:rFonts w:ascii="Calibri" w:hAnsi="Calibri" w:cs="Arial"/>
+                <w:i/>
+                <w:color w:val="548DD4"/>
+                <w:sz w:val="20"/>
+                <w:szCs w:val="20"/>
+                <w:lang w:eastAsia="es-CL"/>
+              </w:rPr>
+              <w:t>dashboard</w:t>
+            </w:r>
+            <w:proofErr w:type="spellEnd"/>
+            <w:r>
+              <w:rPr>
+                <w:rFonts w:ascii="Calibri" w:hAnsi="Calibri" w:cs="Arial"/>
+                <w:i/>
+                <w:color w:val="548DD4"/>
+                <w:sz w:val="20"/>
+                <w:szCs w:val="20"/>
+                <w:lang w:eastAsia="es-CL"/>
+              </w:rPr>
+              <w:t xml:space="preserve"> en Angular mediante </w:t>
+            </w:r>
+            <w:proofErr w:type="spellStart"/>
+            <w:r>
+              <w:rPr>
+                <w:rFonts w:ascii="Calibri" w:hAnsi="Calibri" w:cs="Arial"/>
+                <w:i/>
+                <w:color w:val="548DD4"/>
+                <w:sz w:val="20"/>
+                <w:szCs w:val="20"/>
+                <w:lang w:eastAsia="es-CL"/>
+              </w:rPr>
+              <w:t>DTOs</w:t>
+            </w:r>
+            <w:proofErr w:type="spellEnd"/>
+            <w:r>
+              <w:rPr>
+                <w:rFonts w:ascii="Calibri" w:hAnsi="Calibri" w:cs="Arial"/>
+                <w:i/>
+                <w:color w:val="548DD4"/>
+                <w:sz w:val="20"/>
+                <w:szCs w:val="20"/>
+                <w:lang w:eastAsia="es-CL"/>
+              </w:rPr>
+              <w:t xml:space="preserve"> estructurados que mapean terminales de origen y destino, al mismo tiempo que finalizó la integración del Agente Inspector bajo los patrones </w:t>
+            </w:r>
+            <w:proofErr w:type="spellStart"/>
+            <w:r>
+              <w:rPr>
+                <w:rFonts w:ascii="Calibri" w:hAnsi="Calibri" w:cs="Arial"/>
+                <w:i/>
+                <w:color w:val="548DD4"/>
+                <w:sz w:val="20"/>
+                <w:szCs w:val="20"/>
+                <w:lang w:eastAsia="es-CL"/>
+              </w:rPr>
+              <w:t>Strategy</w:t>
+            </w:r>
+            <w:proofErr w:type="spellEnd"/>
+            <w:r>
+              <w:rPr>
+                <w:rFonts w:ascii="Calibri" w:hAnsi="Calibri" w:cs="Arial"/>
+                <w:i/>
+                <w:color w:val="548DD4"/>
+                <w:sz w:val="20"/>
+                <w:szCs w:val="20"/>
+                <w:lang w:eastAsia="es-CL"/>
+              </w:rPr>
+              <w:t xml:space="preserve"> y </w:t>
+            </w:r>
+            <w:proofErr w:type="spellStart"/>
+            <w:r>
+              <w:rPr>
+                <w:rFonts w:ascii="Calibri" w:hAnsi="Calibri" w:cs="Arial"/>
+                <w:i/>
+                <w:color w:val="548DD4"/>
+                <w:sz w:val="20"/>
+                <w:szCs w:val="20"/>
+                <w:lang w:eastAsia="es-CL"/>
+              </w:rPr>
+              <w:t>Circuit</w:t>
+            </w:r>
+            <w:proofErr w:type="spellEnd"/>
+            <w:r>
+              <w:rPr>
+                <w:rFonts w:ascii="Calibri" w:hAnsi="Calibri" w:cs="Arial"/>
+                <w:i/>
+                <w:color w:val="548DD4"/>
+                <w:sz w:val="20"/>
+                <w:szCs w:val="20"/>
+                <w:lang w:eastAsia="es-CL"/>
+              </w:rPr>
+              <w:t xml:space="preserve"> Breaker con llamadas reales a Open-</w:t>
+            </w:r>
+            <w:proofErr w:type="spellStart"/>
+            <w:r>
+              <w:rPr>
+                <w:rFonts w:ascii="Calibri" w:hAnsi="Calibri" w:cs="Arial"/>
+                <w:i/>
+                <w:color w:val="548DD4"/>
+                <w:sz w:val="20"/>
+                <w:szCs w:val="20"/>
+                <w:lang w:eastAsia="es-CL"/>
+              </w:rPr>
+              <w:t>Meteo</w:t>
+            </w:r>
+            <w:proofErr w:type="spellEnd"/>
+            <w:r>
+              <w:rPr>
+                <w:rFonts w:ascii="Calibri" w:hAnsi="Calibri" w:cs="Arial"/>
+                <w:i/>
+                <w:color w:val="548DD4"/>
+                <w:sz w:val="20"/>
+                <w:szCs w:val="20"/>
+                <w:lang w:eastAsia="es-CL"/>
+              </w:rPr>
+              <w:t xml:space="preserve"> y web </w:t>
+            </w:r>
+            <w:proofErr w:type="spellStart"/>
+            <w:r>
+              <w:rPr>
+                <w:rFonts w:ascii="Calibri" w:hAnsi="Calibri" w:cs="Arial"/>
+                <w:i/>
+                <w:color w:val="548DD4"/>
+                <w:sz w:val="20"/>
+                <w:szCs w:val="20"/>
+                <w:lang w:eastAsia="es-CL"/>
+              </w:rPr>
+              <w:t>scraping</w:t>
+            </w:r>
+            <w:proofErr w:type="spellEnd"/>
+            <w:r>
+              <w:rPr>
+                <w:rFonts w:ascii="Calibri" w:hAnsi="Calibri" w:cs="Arial"/>
+                <w:i/>
+                <w:color w:val="548DD4"/>
+                <w:sz w:val="20"/>
+                <w:szCs w:val="20"/>
+                <w:lang w:eastAsia="es-CL"/>
+              </w:rPr>
+              <w:t xml:space="preserve"> con </w:t>
+            </w:r>
+            <w:proofErr w:type="spellStart"/>
+            <w:r>
+              <w:rPr>
+                <w:rFonts w:ascii="Calibri" w:hAnsi="Calibri" w:cs="Arial"/>
+                <w:i/>
+                <w:color w:val="548DD4"/>
+                <w:sz w:val="20"/>
+                <w:szCs w:val="20"/>
+                <w:lang w:eastAsia="es-CL"/>
+              </w:rPr>
+              <w:t>Playwright</w:t>
+            </w:r>
+            <w:proofErr w:type="spellEnd"/>
+            <w:r>
+              <w:rPr>
+                <w:rFonts w:ascii="Calibri" w:hAnsi="Calibri" w:cs="Arial"/>
+                <w:i/>
+                <w:color w:val="548DD4"/>
+                <w:sz w:val="20"/>
+                <w:szCs w:val="20"/>
+                <w:lang w:eastAsia="es-CL"/>
+              </w:rPr>
+              <w:t xml:space="preserve">; adicionalmente, se validó la base de datos relacional de 17 tablas, se habilitó el almacenamiento documental en </w:t>
+            </w:r>
+            <w:proofErr w:type="spellStart"/>
+            <w:r>
+              <w:rPr>
+                <w:rFonts w:ascii="Calibri" w:hAnsi="Calibri" w:cs="Arial"/>
+                <w:i/>
+                <w:color w:val="548DD4"/>
+                <w:sz w:val="20"/>
+                <w:szCs w:val="20"/>
+                <w:lang w:eastAsia="es-CL"/>
+              </w:rPr>
+              <w:t>MinIO</w:t>
+            </w:r>
+            <w:proofErr w:type="spellEnd"/>
+            <w:r>
+              <w:rPr>
+                <w:rFonts w:ascii="Calibri" w:hAnsi="Calibri" w:cs="Arial"/>
+                <w:i/>
+                <w:color w:val="548DD4"/>
+                <w:sz w:val="20"/>
+                <w:szCs w:val="20"/>
+                <w:lang w:eastAsia="es-CL"/>
+              </w:rPr>
+              <w:t xml:space="preserve"> con el motor de cálculo de semáforos de riesgo y se certificó la estabilidad del sistema tras ejecutar 54 pruebas unitarias combinadas y 3 pruebas integrales de punta a punta sobre la arquitectura en Docker </w:t>
+            </w:r>
+            <w:proofErr w:type="spellStart"/>
+            <w:r>
+              <w:rPr>
+                <w:rFonts w:ascii="Calibri" w:hAnsi="Calibri" w:cs="Arial"/>
+                <w:i/>
+                <w:color w:val="548DD4"/>
+                <w:sz w:val="20"/>
+                <w:szCs w:val="20"/>
+                <w:lang w:eastAsia="es-CL"/>
+              </w:rPr>
+              <w:t>Compose</w:t>
+            </w:r>
+            <w:proofErr w:type="spellEnd"/>
+            <w:r>
+              <w:rPr>
+                <w:rFonts w:ascii="Calibri" w:hAnsi="Calibri" w:cs="Arial"/>
+                <w:i/>
+                <w:color w:val="548DD4"/>
+                <w:sz w:val="20"/>
+                <w:szCs w:val="20"/>
+                <w:lang w:eastAsia="es-CL"/>
+              </w:rPr>
+              <w:t>.</w:t>
             </w:r>
           </w:p>
         </w:tc>
@@ -933,351 +1016,6 @@
               <w:jc w:val="both"/>
               <w:rPr>
                 <w:rFonts w:ascii="Calibri" w:hAnsi="Calibri" w:cs="Arial"/>
-                <w:i/>
-                <w:color w:val="548DD4"/>
-                <w:sz w:val="20"/>
-                <w:szCs w:val="20"/>
-                <w:lang w:eastAsia="es-CL"/>
-              </w:rPr>
-            </w:pPr>
-            <w:r>
-              <w:rPr>
-                <w:rFonts w:ascii="Calibri" w:hAnsi="Calibri" w:cs="Arial"/>
-                <w:i/>
-                <w:color w:val="548DD4"/>
-                <w:sz w:val="20"/>
-                <w:szCs w:val="20"/>
-                <w:lang w:eastAsia="es-CL"/>
-              </w:rPr>
-              <w:t>Describe la</w:t>
-            </w:r>
-            <w:r>
-              <w:rPr>
-                <w:rFonts w:ascii="Calibri" w:hAnsi="Calibri" w:cs="Arial"/>
-                <w:i/>
-                <w:color w:val="548DD4"/>
-                <w:sz w:val="20"/>
-                <w:szCs w:val="20"/>
-                <w:lang w:eastAsia="es-CL"/>
-              </w:rPr>
-              <w:t>(</w:t>
-            </w:r>
-            <w:r>
-              <w:rPr>
-                <w:rFonts w:ascii="Calibri" w:hAnsi="Calibri" w:cs="Arial"/>
-                <w:i/>
-                <w:color w:val="548DD4"/>
-                <w:sz w:val="20"/>
-                <w:szCs w:val="20"/>
-                <w:lang w:eastAsia="es-CL"/>
-              </w:rPr>
-              <w:t>s</w:t>
-            </w:r>
-            <w:r>
-              <w:rPr>
-                <w:rFonts w:ascii="Calibri" w:hAnsi="Calibri" w:cs="Arial"/>
-                <w:i/>
-                <w:color w:val="548DD4"/>
-                <w:sz w:val="20"/>
-                <w:szCs w:val="20"/>
-                <w:lang w:eastAsia="es-CL"/>
-              </w:rPr>
-              <w:t>)</w:t>
-            </w:r>
-            <w:r>
-              <w:rPr>
-                <w:rFonts w:ascii="Calibri" w:hAnsi="Calibri" w:cs="Arial"/>
-                <w:i/>
-                <w:color w:val="548DD4"/>
-                <w:sz w:val="20"/>
-                <w:szCs w:val="20"/>
-                <w:lang w:eastAsia="es-CL"/>
-              </w:rPr>
-              <w:t xml:space="preserve"> evidencia</w:t>
-            </w:r>
-            <w:r>
-              <w:rPr>
-                <w:rFonts w:ascii="Calibri" w:hAnsi="Calibri" w:cs="Arial"/>
-                <w:i/>
-                <w:color w:val="548DD4"/>
-                <w:sz w:val="20"/>
-                <w:szCs w:val="20"/>
-                <w:lang w:eastAsia="es-CL"/>
-              </w:rPr>
-              <w:t>(</w:t>
-            </w:r>
-            <w:r>
-              <w:rPr>
-                <w:rFonts w:ascii="Calibri" w:hAnsi="Calibri" w:cs="Arial"/>
-                <w:i/>
-                <w:color w:val="548DD4"/>
-                <w:sz w:val="20"/>
-                <w:szCs w:val="20"/>
-                <w:lang w:eastAsia="es-CL"/>
-              </w:rPr>
-              <w:t>s</w:t>
-            </w:r>
-            <w:r>
-              <w:rPr>
-                <w:rFonts w:ascii="Calibri" w:hAnsi="Calibri" w:cs="Arial"/>
-                <w:i/>
-                <w:color w:val="548DD4"/>
-                <w:sz w:val="20"/>
-                <w:szCs w:val="20"/>
-                <w:lang w:eastAsia="es-CL"/>
-              </w:rPr>
-              <w:t>)</w:t>
-            </w:r>
-            <w:r>
-              <w:rPr>
-                <w:rFonts w:ascii="Calibri" w:hAnsi="Calibri" w:cs="Arial"/>
-                <w:i/>
-                <w:color w:val="548DD4"/>
-                <w:sz w:val="20"/>
-                <w:szCs w:val="20"/>
-                <w:lang w:eastAsia="es-CL"/>
-              </w:rPr>
-              <w:t xml:space="preserve"> que </w:t>
-            </w:r>
-            <w:r>
-              <w:rPr>
-                <w:rFonts w:ascii="Calibri" w:hAnsi="Calibri" w:cs="Arial"/>
-                <w:i/>
-                <w:color w:val="548DD4"/>
-                <w:sz w:val="20"/>
-                <w:szCs w:val="20"/>
-                <w:lang w:eastAsia="es-CL"/>
-              </w:rPr>
-              <w:t xml:space="preserve">presentarás en este informe de avance y justifica </w:t>
-            </w:r>
-            <w:r>
-              <w:rPr>
-                <w:rFonts w:ascii="Calibri" w:hAnsi="Calibri" w:cs="Arial"/>
-                <w:i/>
-                <w:color w:val="548DD4"/>
-                <w:sz w:val="20"/>
-                <w:szCs w:val="20"/>
-                <w:lang w:eastAsia="es-CL"/>
-              </w:rPr>
-              <w:t xml:space="preserve">de qué manera </w:t>
-            </w:r>
-            <w:r>
-              <w:rPr>
-                <w:rFonts w:ascii="Calibri" w:hAnsi="Calibri" w:cs="Arial"/>
-                <w:i/>
-                <w:color w:val="548DD4"/>
-                <w:sz w:val="20"/>
-                <w:szCs w:val="20"/>
-                <w:lang w:eastAsia="es-CL"/>
-              </w:rPr>
-              <w:t>esta</w:t>
-            </w:r>
-            <w:r>
-              <w:rPr>
-                <w:rFonts w:ascii="Calibri" w:hAnsi="Calibri" w:cs="Arial"/>
-                <w:i/>
-                <w:color w:val="548DD4"/>
-                <w:sz w:val="20"/>
-                <w:szCs w:val="20"/>
-                <w:lang w:eastAsia="es-CL"/>
-              </w:rPr>
-              <w:t>(</w:t>
-            </w:r>
-            <w:r>
-              <w:rPr>
-                <w:rFonts w:ascii="Calibri" w:hAnsi="Calibri" w:cs="Arial"/>
-                <w:i/>
-                <w:color w:val="548DD4"/>
-                <w:sz w:val="20"/>
-                <w:szCs w:val="20"/>
-                <w:lang w:eastAsia="es-CL"/>
-              </w:rPr>
-              <w:t>s</w:t>
-            </w:r>
-            <w:r>
-              <w:rPr>
-                <w:rFonts w:ascii="Calibri" w:hAnsi="Calibri" w:cs="Arial"/>
-                <w:i/>
-                <w:color w:val="548DD4"/>
-                <w:sz w:val="20"/>
-                <w:szCs w:val="20"/>
-                <w:lang w:eastAsia="es-CL"/>
-              </w:rPr>
-              <w:t>)</w:t>
-            </w:r>
-            <w:r>
-              <w:rPr>
-                <w:rFonts w:ascii="Calibri" w:hAnsi="Calibri" w:cs="Arial"/>
-                <w:i/>
-                <w:color w:val="548DD4"/>
-                <w:sz w:val="20"/>
-                <w:szCs w:val="20"/>
-                <w:lang w:eastAsia="es-CL"/>
-              </w:rPr>
-              <w:t xml:space="preserve"> evidencia</w:t>
-            </w:r>
-            <w:r>
-              <w:rPr>
-                <w:rFonts w:ascii="Calibri" w:hAnsi="Calibri" w:cs="Arial"/>
-                <w:i/>
-                <w:color w:val="548DD4"/>
-                <w:sz w:val="20"/>
-                <w:szCs w:val="20"/>
-                <w:lang w:eastAsia="es-CL"/>
-              </w:rPr>
-              <w:t>(</w:t>
-            </w:r>
-            <w:r>
-              <w:rPr>
-                <w:rFonts w:ascii="Calibri" w:hAnsi="Calibri" w:cs="Arial"/>
-                <w:i/>
-                <w:color w:val="548DD4"/>
-                <w:sz w:val="20"/>
-                <w:szCs w:val="20"/>
-                <w:lang w:eastAsia="es-CL"/>
-              </w:rPr>
-              <w:t>s</w:t>
-            </w:r>
-            <w:r>
-              <w:rPr>
-                <w:rFonts w:ascii="Calibri" w:hAnsi="Calibri" w:cs="Arial"/>
-                <w:i/>
-                <w:color w:val="548DD4"/>
-                <w:sz w:val="20"/>
-                <w:szCs w:val="20"/>
-                <w:lang w:eastAsia="es-CL"/>
-              </w:rPr>
-              <w:t>)</w:t>
-            </w:r>
-            <w:r>
-              <w:rPr>
-                <w:rFonts w:ascii="Calibri" w:hAnsi="Calibri" w:cs="Arial"/>
-                <w:i/>
-                <w:color w:val="548DD4"/>
-                <w:sz w:val="20"/>
-                <w:szCs w:val="20"/>
-                <w:lang w:eastAsia="es-CL"/>
-              </w:rPr>
-              <w:t xml:space="preserve"> </w:t>
-            </w:r>
-            <w:r>
-              <w:rPr>
-                <w:rFonts w:ascii="Calibri" w:hAnsi="Calibri" w:cs="Arial"/>
-                <w:i/>
-                <w:color w:val="548DD4"/>
-                <w:sz w:val="20"/>
-                <w:szCs w:val="20"/>
-                <w:lang w:eastAsia="es-CL"/>
-              </w:rPr>
-              <w:t xml:space="preserve">permite(n) </w:t>
-            </w:r>
-            <w:r>
-              <w:rPr>
-                <w:rFonts w:ascii="Calibri" w:hAnsi="Calibri" w:cs="Arial"/>
-                <w:i/>
-                <w:color w:val="548DD4"/>
-                <w:sz w:val="20"/>
-                <w:szCs w:val="20"/>
-                <w:lang w:eastAsia="es-CL"/>
-              </w:rPr>
-              <w:t>da</w:t>
-            </w:r>
-            <w:r>
-              <w:rPr>
-                <w:rFonts w:ascii="Calibri" w:hAnsi="Calibri" w:cs="Arial"/>
-                <w:i/>
-                <w:color w:val="548DD4"/>
-                <w:sz w:val="20"/>
-                <w:szCs w:val="20"/>
-                <w:lang w:eastAsia="es-CL"/>
-              </w:rPr>
-              <w:t>r</w:t>
-            </w:r>
-            <w:r>
-              <w:rPr>
-                <w:rFonts w:ascii="Calibri" w:hAnsi="Calibri" w:cs="Arial"/>
-                <w:i/>
-                <w:color w:val="548DD4"/>
-                <w:sz w:val="20"/>
-                <w:szCs w:val="20"/>
-                <w:lang w:eastAsia="es-CL"/>
-              </w:rPr>
-              <w:t xml:space="preserve"> cuenta del </w:t>
-            </w:r>
-            <w:r>
-              <w:rPr>
-                <w:rFonts w:ascii="Calibri" w:hAnsi="Calibri" w:cs="Arial"/>
-                <w:i/>
-                <w:color w:val="548DD4"/>
-                <w:sz w:val="20"/>
-                <w:szCs w:val="20"/>
-                <w:lang w:eastAsia="es-CL"/>
-              </w:rPr>
-              <w:t>desarrollo</w:t>
-            </w:r>
-            <w:r>
-              <w:rPr>
-                <w:rFonts w:ascii="Calibri" w:hAnsi="Calibri" w:cs="Arial"/>
-                <w:i/>
-                <w:color w:val="548DD4"/>
-                <w:sz w:val="20"/>
-                <w:szCs w:val="20"/>
-                <w:lang w:eastAsia="es-CL"/>
-              </w:rPr>
-              <w:t xml:space="preserve"> </w:t>
-            </w:r>
-            <w:r>
-              <w:rPr>
-                <w:rFonts w:ascii="Calibri" w:hAnsi="Calibri" w:cs="Arial"/>
-                <w:i/>
-                <w:color w:val="548DD4"/>
-                <w:sz w:val="20"/>
-                <w:szCs w:val="20"/>
-                <w:lang w:eastAsia="es-CL"/>
-              </w:rPr>
-              <w:t>del proyecto.</w:t>
-            </w:r>
-          </w:p>
-          <w:p>
-            <w:pPr>
-              <w:jc w:val="both"/>
-              <w:rPr>
-                <w:rFonts w:ascii="Calibri" w:hAnsi="Calibri" w:cs="Arial"/>
-                <w:i/>
-                <w:color w:val="548DD4"/>
-                <w:sz w:val="20"/>
-                <w:szCs w:val="20"/>
-                <w:lang w:eastAsia="es-CL"/>
-              </w:rPr>
-            </w:pPr>
-            <w:r>
-              <w:rPr>
-                <w:rFonts w:ascii="Calibri" w:hAnsi="Calibri" w:cs="Arial"/>
-                <w:i/>
-                <w:color w:val="548DD4"/>
-                <w:sz w:val="20"/>
-                <w:szCs w:val="20"/>
-                <w:lang w:eastAsia="es-CL"/>
-              </w:rPr>
-              <w:t xml:space="preserve">En caso de ser pertinente </w:t>
-            </w:r>
-            <w:r>
-              <w:rPr>
-                <w:rFonts w:ascii="Calibri" w:hAnsi="Calibri" w:cs="Arial"/>
-                <w:i/>
-                <w:color w:val="548DD4"/>
-                <w:sz w:val="20"/>
-                <w:szCs w:val="20"/>
-                <w:lang w:eastAsia="es-CL"/>
-              </w:rPr>
-              <w:t>explica cómo resguardaste la calidad de tu Proyecto APT a partir de aspectos propios de tu disciplina (correcta aplicación de metodologías, actividades, herramientas, recursos propios, etc.).</w:t>
-            </w:r>
-          </w:p>
-          <w:p>
-            <w:pPr>
-              <w:jc w:val="both"/>
-              <w:rPr>
-                <w:rFonts w:ascii="Calibri" w:hAnsi="Calibri" w:cs="Arial"/>
                 <w:b/>
                 <w:i/>
                 <w:color w:val="548DD4"/>
@@ -1289,13 +1027,144 @@
             <w:r>
               <w:rPr>
                 <w:rFonts w:ascii="Calibri" w:hAnsi="Calibri" w:cs="Arial"/>
-                <w:i/>
-                <w:color w:val="548DD4"/>
-                <w:sz w:val="20"/>
-                <w:szCs w:val="20"/>
-                <w:lang w:eastAsia="es-CL"/>
-              </w:rPr>
-              <w:t>En este apartado adjuntar la(s) evidencia(s) seleccionada(s) para ser evaluada por el docente.</w:t>
+                <w:b/>
+                <w:i/>
+                <w:color w:val="548DD4"/>
+                <w:sz w:val="20"/>
+                <w:szCs w:val="20"/>
+                <w:lang w:eastAsia="es-CL"/>
+              </w:rPr>
+              <w:t xml:space="preserve">El estado actual del proyecto </w:t>
+            </w:r>
+            <w:proofErr w:type="spellStart"/>
+            <w:r>
+              <w:rPr>
+                <w:rFonts w:ascii="Calibri" w:hAnsi="Calibri" w:cs="Arial"/>
+                <w:b/>
+                <w:i/>
+                <w:color w:val="548DD4"/>
+                <w:sz w:val="20"/>
+                <w:szCs w:val="20"/>
+                <w:lang w:eastAsia="es-CL"/>
+              </w:rPr>
+              <w:t>PortIA</w:t>
+            </w:r>
+            <w:proofErr w:type="spellEnd"/>
+            <w:r>
+              <w:rPr>
+                <w:rFonts w:ascii="Calibri" w:hAnsi="Calibri" w:cs="Arial"/>
+                <w:b/>
+                <w:i/>
+                <w:color w:val="548DD4"/>
+                <w:sz w:val="20"/>
+                <w:szCs w:val="20"/>
+                <w:lang w:eastAsia="es-CL"/>
+              </w:rPr>
+              <w:t xml:space="preserve"> se encuentra completamente subido, verificado y disponible en los repositorios oficiales de GitHub, incluyendo la implementación del Agente Inspector con patrones </w:t>
+            </w:r>
+            <w:proofErr w:type="spellStart"/>
+            <w:r>
+              <w:rPr>
+                <w:rFonts w:ascii="Calibri" w:hAnsi="Calibri" w:cs="Arial"/>
+                <w:b/>
+                <w:i/>
+                <w:color w:val="548DD4"/>
+                <w:sz w:val="20"/>
+                <w:szCs w:val="20"/>
+                <w:lang w:eastAsia="es-CL"/>
+              </w:rPr>
+              <w:t>Strategy</w:t>
+            </w:r>
+            <w:proofErr w:type="spellEnd"/>
+            <w:r>
+              <w:rPr>
+                <w:rFonts w:ascii="Calibri" w:hAnsi="Calibri" w:cs="Arial"/>
+                <w:b/>
+                <w:i/>
+                <w:color w:val="548DD4"/>
+                <w:sz w:val="20"/>
+                <w:szCs w:val="20"/>
+                <w:lang w:eastAsia="es-CL"/>
+              </w:rPr>
+              <w:t xml:space="preserve"> y </w:t>
+            </w:r>
+            <w:proofErr w:type="spellStart"/>
+            <w:r>
+              <w:rPr>
+                <w:rFonts w:ascii="Calibri" w:hAnsi="Calibri" w:cs="Arial"/>
+                <w:b/>
+                <w:i/>
+                <w:color w:val="548DD4"/>
+                <w:sz w:val="20"/>
+                <w:szCs w:val="20"/>
+                <w:lang w:eastAsia="es-CL"/>
+              </w:rPr>
+              <w:t>Circuit</w:t>
+            </w:r>
+            <w:proofErr w:type="spellEnd"/>
+            <w:r>
+              <w:rPr>
+                <w:rFonts w:ascii="Calibri" w:hAnsi="Calibri" w:cs="Arial"/>
+                <w:b/>
+                <w:i/>
+                <w:color w:val="548DD4"/>
+                <w:sz w:val="20"/>
+                <w:szCs w:val="20"/>
+                <w:lang w:eastAsia="es-CL"/>
+              </w:rPr>
+              <w:t xml:space="preserve"> Breaker, la estructuración de la base de datos relacional de 17 tablas, el cálculo de plazos de sobreestadía con niveles de riesgo y la conexión del </w:t>
+            </w:r>
+            <w:proofErr w:type="spellStart"/>
+            <w:r>
+              <w:rPr>
+                <w:rFonts w:ascii="Calibri" w:hAnsi="Calibri" w:cs="Arial"/>
+                <w:b/>
+                <w:i/>
+                <w:color w:val="548DD4"/>
+                <w:sz w:val="20"/>
+                <w:szCs w:val="20"/>
+                <w:lang w:eastAsia="es-CL"/>
+              </w:rPr>
+              <w:t>dashboard</w:t>
+            </w:r>
+            <w:proofErr w:type="spellEnd"/>
+            <w:r>
+              <w:rPr>
+                <w:rFonts w:ascii="Calibri" w:hAnsi="Calibri" w:cs="Arial"/>
+                <w:b/>
+                <w:i/>
+                <w:color w:val="548DD4"/>
+                <w:sz w:val="20"/>
+                <w:szCs w:val="20"/>
+                <w:lang w:eastAsia="es-CL"/>
+              </w:rPr>
+              <w:t xml:space="preserve"> en Angular con el </w:t>
+            </w:r>
+            <w:proofErr w:type="spellStart"/>
+            <w:r>
+              <w:rPr>
+                <w:rFonts w:ascii="Calibri" w:hAnsi="Calibri" w:cs="Arial"/>
+                <w:b/>
+                <w:i/>
+                <w:color w:val="548DD4"/>
+                <w:sz w:val="20"/>
+                <w:szCs w:val="20"/>
+                <w:lang w:eastAsia="es-CL"/>
+              </w:rPr>
+              <w:t>backend</w:t>
+            </w:r>
+            <w:proofErr w:type="spellEnd"/>
+            <w:r>
+              <w:rPr>
+                <w:rFonts w:ascii="Calibri" w:hAnsi="Calibri" w:cs="Arial"/>
+                <w:b/>
+                <w:i/>
+                <w:color w:val="548DD4"/>
+                <w:sz w:val="20"/>
+                <w:szCs w:val="20"/>
+                <w:lang w:eastAsia="es-CL"/>
+              </w:rPr>
+              <w:t xml:space="preserve"> en .NET Core; todo respaldado por 54 pruebas unitarias que pasan con éxito y 3 ejecuciones de verificación de punta a punta sobre la pila de Docker.</w:t>
             </w:r>
           </w:p>
         </w:tc>
@@ -2306,6 +2175,1745 @@
           </w:p>
         </w:tc>
       </w:tr>
+      <w:tr>
+        <w:trPr>
+          <w:trHeight w:val="2410"/>
+        </w:trPr>
+        <w:tc>
+          <w:tcPr>
+            <w:tcW w:w="1328" w:type="dxa"/>
+          </w:tcPr>
+          <w:p>
+            <w:pPr>
+              <w:jc w:val="both"/>
+              <w:rPr>
+                <w:rFonts w:ascii="Calibri" w:hAnsi="Calibri" w:cs="Arial"/>
+                <w:i/>
+                <w:color w:val="548DD4"/>
+                <w:sz w:val="18"/>
+                <w:szCs w:val="20"/>
+                <w:lang w:eastAsia="es-CL"/>
+              </w:rPr>
+            </w:pPr>
+            <w:r>
+              <w:rPr>
+                <w:rFonts w:ascii="Calibri" w:hAnsi="Calibri" w:cs="Arial"/>
+                <w:b/>
+                <w:bCs/>
+                <w:i/>
+                <w:color w:val="548DD4"/>
+                <w:sz w:val="18"/>
+                <w:szCs w:val="20"/>
+                <w:lang w:eastAsia="es-CL"/>
+              </w:rPr>
+              <w:t>Desarrollo de Software</w:t>
+            </w:r>
+          </w:p>
+        </w:tc>
+        <w:tc>
+          <w:tcPr>
+            <w:tcW w:w="1077" w:type="dxa"/>
+          </w:tcPr>
+          <w:p>
+            <w:pPr>
+              <w:jc w:val="both"/>
+              <w:rPr>
+                <w:rFonts w:ascii="Calibri" w:hAnsi="Calibri" w:cs="Arial"/>
+                <w:i/>
+                <w:color w:val="548DD4"/>
+                <w:sz w:val="18"/>
+                <w:szCs w:val="20"/>
+                <w:lang w:eastAsia="es-CL"/>
+              </w:rPr>
+            </w:pPr>
+            <w:proofErr w:type="spellStart"/>
+            <w:r>
+              <w:rPr>
+                <w:rFonts w:ascii="Calibri" w:hAnsi="Calibri" w:cs="Arial"/>
+                <w:i/>
+                <w:color w:val="548DD4"/>
+                <w:sz w:val="18"/>
+                <w:szCs w:val="20"/>
+                <w:lang w:eastAsia="es-CL"/>
+              </w:rPr>
+              <w:t>DTOs</w:t>
+            </w:r>
+            <w:proofErr w:type="spellEnd"/>
+            <w:r>
+              <w:rPr>
+                <w:rFonts w:ascii="Calibri" w:hAnsi="Calibri" w:cs="Arial"/>
+                <w:i/>
+                <w:color w:val="548DD4"/>
+                <w:sz w:val="18"/>
+                <w:szCs w:val="20"/>
+                <w:lang w:eastAsia="es-CL"/>
+              </w:rPr>
+              <w:t xml:space="preserve"> y mapeo de terminales</w:t>
+            </w:r>
+          </w:p>
+        </w:tc>
+        <w:tc>
+          <w:tcPr>
+            <w:tcW w:w="1276" w:type="dxa"/>
+          </w:tcPr>
+          <w:p>
+            <w:pPr>
+              <w:jc w:val="both"/>
+              <w:rPr>
+                <w:rFonts w:ascii="Calibri" w:hAnsi="Calibri" w:cs="Arial"/>
+                <w:i/>
+                <w:color w:val="548DD4"/>
+                <w:sz w:val="18"/>
+                <w:szCs w:val="20"/>
+                <w:lang w:eastAsia="es-CL"/>
+              </w:rPr>
+            </w:pPr>
+            <w:r>
+              <w:rPr>
+                <w:rFonts w:ascii="Calibri" w:hAnsi="Calibri" w:cs="Arial"/>
+                <w:i/>
+                <w:color w:val="548DD4"/>
+                <w:sz w:val="18"/>
+                <w:szCs w:val="20"/>
+                <w:lang w:eastAsia="es-CL"/>
+              </w:rPr>
+              <w:t>Visual Studio, .NET Core 10</w:t>
+            </w:r>
+          </w:p>
+        </w:tc>
+        <w:tc>
+          <w:tcPr>
+            <w:tcW w:w="1276" w:type="dxa"/>
+          </w:tcPr>
+          <w:p>
+            <w:pPr>
+              <w:jc w:val="both"/>
+              <w:rPr>
+                <w:rFonts w:ascii="Calibri" w:hAnsi="Calibri" w:cs="Arial"/>
+                <w:i/>
+                <w:color w:val="548DD4"/>
+                <w:sz w:val="18"/>
+                <w:szCs w:val="20"/>
+                <w:lang w:eastAsia="es-CL"/>
+              </w:rPr>
+            </w:pPr>
+            <w:r>
+              <w:rPr>
+                <w:rFonts w:ascii="Calibri" w:hAnsi="Calibri" w:cs="Arial"/>
+                <w:i/>
+                <w:color w:val="548DD4"/>
+                <w:sz w:val="18"/>
+                <w:szCs w:val="20"/>
+                <w:lang w:eastAsia="es-CL"/>
+              </w:rPr>
+              <w:t xml:space="preserve">1 semana </w:t>
+            </w:r>
+          </w:p>
+        </w:tc>
+        <w:tc>
+          <w:tcPr>
+            <w:tcW w:w="1275" w:type="dxa"/>
+          </w:tcPr>
+          <w:p>
+            <w:pPr>
+              <w:jc w:val="both"/>
+              <w:rPr>
+                <w:rFonts w:ascii="Calibri" w:hAnsi="Calibri" w:cs="Arial"/>
+                <w:i/>
+                <w:color w:val="548DD4"/>
+                <w:sz w:val="18"/>
+                <w:szCs w:val="20"/>
+                <w:lang w:eastAsia="es-CL"/>
+              </w:rPr>
+            </w:pPr>
+            <w:r>
+              <w:rPr>
+                <w:rFonts w:ascii="Calibri" w:hAnsi="Calibri" w:cs="Arial"/>
+                <w:i/>
+                <w:color w:val="548DD4"/>
+                <w:sz w:val="18"/>
+                <w:szCs w:val="20"/>
+                <w:lang w:eastAsia="es-CL"/>
+              </w:rPr>
+              <w:t>Nicolás Soto</w:t>
+            </w:r>
+          </w:p>
+        </w:tc>
+        <w:tc>
+          <w:tcPr>
+            <w:tcW w:w="1276" w:type="dxa"/>
+          </w:tcPr>
+          <w:p>
+            <w:pPr>
+              <w:jc w:val="both"/>
+              <w:rPr>
+                <w:rFonts w:ascii="Calibri" w:hAnsi="Calibri" w:cs="Arial"/>
+                <w:i/>
+                <w:color w:val="548DD4"/>
+                <w:sz w:val="18"/>
+                <w:szCs w:val="20"/>
+                <w:lang w:eastAsia="es-CL"/>
+              </w:rPr>
+            </w:pPr>
+            <w:r>
+              <w:rPr>
+                <w:rFonts w:ascii="Calibri" w:hAnsi="Calibri" w:cs="Arial"/>
+                <w:i/>
+                <w:color w:val="548DD4"/>
+                <w:sz w:val="18"/>
+                <w:szCs w:val="20"/>
+                <w:lang w:eastAsia="es-CL"/>
+              </w:rPr>
+              <w:t>Requirió proyecciones con entidades reales.</w:t>
+            </w:r>
+          </w:p>
+        </w:tc>
+        <w:tc>
+          <w:tcPr>
+            <w:tcW w:w="1418" w:type="dxa"/>
+          </w:tcPr>
+          <w:p>
+            <w:pPr>
+              <w:jc w:val="both"/>
+              <w:rPr>
+                <w:rFonts w:ascii="Calibri" w:hAnsi="Calibri" w:cs="Arial"/>
+                <w:i/>
+                <w:color w:val="548DD4"/>
+                <w:sz w:val="18"/>
+                <w:szCs w:val="20"/>
+                <w:lang w:eastAsia="es-CL"/>
+              </w:rPr>
+            </w:pPr>
+            <w:r>
+              <w:rPr>
+                <w:rFonts w:ascii="Calibri" w:hAnsi="Calibri" w:cs="Arial"/>
+                <w:i/>
+                <w:color w:val="548DD4"/>
+                <w:sz w:val="18"/>
+                <w:szCs w:val="20"/>
+                <w:lang w:eastAsia="es-CL"/>
+              </w:rPr>
+              <w:t>Completado</w:t>
+            </w:r>
+          </w:p>
+        </w:tc>
+        <w:tc>
+          <w:tcPr>
+            <w:tcW w:w="850" w:type="dxa"/>
+          </w:tcPr>
+          <w:p>
+            <w:pPr>
+              <w:jc w:val="both"/>
+              <w:rPr>
+                <w:rFonts w:ascii="Calibri" w:hAnsi="Calibri" w:cs="Arial"/>
+                <w:i/>
+                <w:color w:val="548DD4"/>
+                <w:sz w:val="18"/>
+                <w:szCs w:val="20"/>
+                <w:lang w:eastAsia="es-CL"/>
+              </w:rPr>
+            </w:pPr>
+            <w:r>
+              <w:rPr>
+                <w:rFonts w:ascii="Calibri" w:hAnsi="Calibri" w:cs="Arial"/>
+                <w:i/>
+                <w:color w:val="548DD4"/>
+                <w:sz w:val="18"/>
+                <w:szCs w:val="20"/>
+                <w:lang w:eastAsia="es-CL"/>
+              </w:rPr>
+              <w:t>Mapeo jerárquico JSON.</w:t>
+            </w:r>
+          </w:p>
+        </w:tc>
+      </w:tr>
+      <w:tr>
+        <w:trPr>
+          <w:trHeight w:val="2410"/>
+        </w:trPr>
+        <w:tc>
+          <w:tcPr>
+            <w:tcW w:w="1328" w:type="dxa"/>
+          </w:tcPr>
+          <w:p>
+            <w:pPr>
+              <w:jc w:val="both"/>
+              <w:rPr>
+                <w:rFonts w:ascii="Calibri" w:hAnsi="Calibri" w:cs="Arial"/>
+                <w:b/>
+                <w:bCs/>
+                <w:i/>
+                <w:color w:val="548DD4"/>
+                <w:sz w:val="18"/>
+                <w:szCs w:val="20"/>
+                <w:lang w:eastAsia="es-CL"/>
+              </w:rPr>
+            </w:pPr>
+            <w:r>
+              <w:rPr>
+                <w:rFonts w:ascii="Calibri" w:hAnsi="Calibri" w:cs="Arial"/>
+                <w:b/>
+                <w:bCs/>
+                <w:i/>
+                <w:color w:val="548DD4"/>
+                <w:sz w:val="18"/>
+                <w:szCs w:val="20"/>
+                <w:lang w:eastAsia="es-CL"/>
+              </w:rPr>
+              <w:t>Desarrollo de Software</w:t>
+            </w:r>
+          </w:p>
+        </w:tc>
+        <w:tc>
+          <w:tcPr>
+            <w:tcW w:w="1077" w:type="dxa"/>
+          </w:tcPr>
+          <w:p>
+            <w:pPr>
+              <w:jc w:val="both"/>
+              <w:rPr>
+                <w:rFonts w:ascii="Calibri" w:hAnsi="Calibri" w:cs="Arial"/>
+                <w:i/>
+                <w:color w:val="548DD4"/>
+                <w:sz w:val="18"/>
+                <w:szCs w:val="20"/>
+                <w:lang w:eastAsia="es-CL"/>
+              </w:rPr>
+            </w:pPr>
+            <w:r>
+              <w:rPr>
+                <w:rFonts w:ascii="Calibri" w:hAnsi="Calibri" w:cs="Arial"/>
+                <w:i/>
+                <w:color w:val="548DD4"/>
+                <w:sz w:val="18"/>
+                <w:szCs w:val="20"/>
+                <w:lang w:eastAsia="es-CL"/>
+              </w:rPr>
+              <w:t xml:space="preserve">Consumo y mapeo en </w:t>
+            </w:r>
+            <w:proofErr w:type="spellStart"/>
+            <w:r>
+              <w:rPr>
+                <w:rFonts w:ascii="Calibri" w:hAnsi="Calibri" w:cs="Arial"/>
+                <w:i/>
+                <w:color w:val="548DD4"/>
+                <w:sz w:val="18"/>
+                <w:szCs w:val="20"/>
+                <w:lang w:eastAsia="es-CL"/>
+              </w:rPr>
+              <w:t>Dashboard</w:t>
+            </w:r>
+            <w:proofErr w:type="spellEnd"/>
+          </w:p>
+        </w:tc>
+        <w:tc>
+          <w:tcPr>
+            <w:tcW w:w="1276" w:type="dxa"/>
+          </w:tcPr>
+          <w:p>
+            <w:pPr>
+              <w:jc w:val="both"/>
+              <w:rPr>
+                <w:rFonts w:ascii="Calibri" w:hAnsi="Calibri" w:cs="Arial"/>
+                <w:i/>
+                <w:color w:val="548DD4"/>
+                <w:sz w:val="18"/>
+                <w:szCs w:val="20"/>
+                <w:lang w:eastAsia="es-CL"/>
+              </w:rPr>
+            </w:pPr>
+            <w:r>
+              <w:rPr>
+                <w:rFonts w:ascii="Calibri" w:hAnsi="Calibri" w:cs="Arial"/>
+                <w:i/>
+                <w:color w:val="548DD4"/>
+                <w:sz w:val="18"/>
+                <w:szCs w:val="20"/>
+                <w:lang w:eastAsia="es-CL"/>
+              </w:rPr>
+              <w:t xml:space="preserve">Angular 19, </w:t>
+            </w:r>
+            <w:proofErr w:type="spellStart"/>
+            <w:r>
+              <w:rPr>
+                <w:rFonts w:ascii="Calibri" w:hAnsi="Calibri" w:cs="Arial"/>
+                <w:i/>
+                <w:color w:val="548DD4"/>
+                <w:sz w:val="18"/>
+                <w:szCs w:val="20"/>
+                <w:lang w:eastAsia="es-CL"/>
+              </w:rPr>
+              <w:t>Signals</w:t>
+            </w:r>
+            <w:proofErr w:type="spellEnd"/>
+          </w:p>
+        </w:tc>
+        <w:tc>
+          <w:tcPr>
+            <w:tcW w:w="1276" w:type="dxa"/>
+          </w:tcPr>
+          <w:p>
+            <w:pPr>
+              <w:jc w:val="both"/>
+              <w:rPr>
+                <w:rFonts w:ascii="Calibri" w:hAnsi="Calibri" w:cs="Arial"/>
+                <w:i/>
+                <w:color w:val="548DD4"/>
+                <w:sz w:val="18"/>
+                <w:szCs w:val="20"/>
+                <w:lang w:eastAsia="es-CL"/>
+              </w:rPr>
+            </w:pPr>
+            <w:r>
+              <w:rPr>
+                <w:rFonts w:ascii="Calibri" w:hAnsi="Calibri" w:cs="Arial"/>
+                <w:i/>
+                <w:color w:val="548DD4"/>
+                <w:sz w:val="18"/>
+                <w:szCs w:val="20"/>
+                <w:lang w:eastAsia="es-CL"/>
+              </w:rPr>
+              <w:t>1 semana</w:t>
+            </w:r>
+          </w:p>
+        </w:tc>
+        <w:tc>
+          <w:tcPr>
+            <w:tcW w:w="1275" w:type="dxa"/>
+          </w:tcPr>
+          <w:p>
+            <w:pPr>
+              <w:jc w:val="both"/>
+              <w:rPr>
+                <w:rFonts w:ascii="Calibri" w:hAnsi="Calibri" w:cs="Arial"/>
+                <w:i/>
+                <w:color w:val="548DD4"/>
+                <w:sz w:val="18"/>
+                <w:szCs w:val="20"/>
+                <w:lang w:eastAsia="es-CL"/>
+              </w:rPr>
+            </w:pPr>
+            <w:r>
+              <w:rPr>
+                <w:rFonts w:ascii="Calibri" w:hAnsi="Calibri" w:cs="Arial"/>
+                <w:i/>
+                <w:color w:val="548DD4"/>
+                <w:sz w:val="18"/>
+                <w:szCs w:val="20"/>
+                <w:lang w:eastAsia="es-CL"/>
+              </w:rPr>
+              <w:t>Nicolás Soto</w:t>
+            </w:r>
+          </w:p>
+        </w:tc>
+        <w:tc>
+          <w:tcPr>
+            <w:tcW w:w="1276" w:type="dxa"/>
+          </w:tcPr>
+          <w:p>
+            <w:pPr>
+              <w:jc w:val="both"/>
+              <w:rPr>
+                <w:rFonts w:ascii="Calibri" w:hAnsi="Calibri" w:cs="Arial"/>
+                <w:i/>
+                <w:color w:val="548DD4"/>
+                <w:sz w:val="18"/>
+                <w:szCs w:val="20"/>
+                <w:lang w:eastAsia="es-CL"/>
+              </w:rPr>
+            </w:pPr>
+            <w:r>
+              <w:rPr>
+                <w:rFonts w:ascii="Calibri" w:hAnsi="Calibri" w:cs="Arial"/>
+                <w:i/>
+                <w:color w:val="548DD4"/>
+                <w:sz w:val="18"/>
+                <w:szCs w:val="20"/>
+                <w:lang w:eastAsia="es-CL"/>
+              </w:rPr>
+              <w:t>Corrección de puerto destino vs estado.</w:t>
+            </w:r>
+          </w:p>
+        </w:tc>
+        <w:tc>
+          <w:tcPr>
+            <w:tcW w:w="1418" w:type="dxa"/>
+          </w:tcPr>
+          <w:p>
+            <w:pPr>
+              <w:jc w:val="both"/>
+              <w:rPr>
+                <w:rFonts w:ascii="Calibri" w:hAnsi="Calibri" w:cs="Arial"/>
+                <w:i/>
+                <w:color w:val="548DD4"/>
+                <w:sz w:val="18"/>
+                <w:szCs w:val="20"/>
+                <w:lang w:eastAsia="es-CL"/>
+              </w:rPr>
+            </w:pPr>
+            <w:r>
+              <w:rPr>
+                <w:rFonts w:ascii="Calibri" w:hAnsi="Calibri" w:cs="Arial"/>
+                <w:i/>
+                <w:color w:val="548DD4"/>
+                <w:sz w:val="18"/>
+                <w:szCs w:val="20"/>
+                <w:lang w:eastAsia="es-CL"/>
+              </w:rPr>
+              <w:t>Completado</w:t>
+            </w:r>
+          </w:p>
+        </w:tc>
+        <w:tc>
+          <w:tcPr>
+            <w:tcW w:w="850" w:type="dxa"/>
+          </w:tcPr>
+          <w:p>
+            <w:pPr>
+              <w:jc w:val="both"/>
+              <w:rPr>
+                <w:rFonts w:ascii="Calibri" w:hAnsi="Calibri" w:cs="Arial"/>
+                <w:i/>
+                <w:color w:val="548DD4"/>
+                <w:sz w:val="18"/>
+                <w:szCs w:val="20"/>
+                <w:lang w:eastAsia="es-CL"/>
+              </w:rPr>
+            </w:pPr>
+            <w:r>
+              <w:rPr>
+                <w:rFonts w:ascii="Calibri" w:hAnsi="Calibri" w:cs="Arial"/>
+                <w:i/>
+                <w:color w:val="548DD4"/>
+                <w:sz w:val="18"/>
+                <w:szCs w:val="20"/>
+                <w:lang w:eastAsia="es-CL"/>
+              </w:rPr>
+              <w:t>Enlace con destinationTerminal.name</w:t>
+            </w:r>
+          </w:p>
+        </w:tc>
+      </w:tr>
+      <w:tr>
+        <w:trPr>
+          <w:trHeight w:val="2410"/>
+        </w:trPr>
+        <w:tc>
+          <w:tcPr>
+            <w:tcW w:w="1328" w:type="dxa"/>
+          </w:tcPr>
+          <w:p>
+            <w:pPr>
+              <w:jc w:val="both"/>
+              <w:rPr>
+                <w:rFonts w:ascii="Calibri" w:hAnsi="Calibri" w:cs="Arial"/>
+                <w:b/>
+                <w:bCs/>
+                <w:i/>
+                <w:color w:val="548DD4"/>
+                <w:sz w:val="18"/>
+                <w:szCs w:val="20"/>
+                <w:lang w:eastAsia="es-CL"/>
+              </w:rPr>
+            </w:pPr>
+            <w:r>
+              <w:rPr>
+                <w:rFonts w:ascii="Calibri" w:hAnsi="Calibri" w:cs="Arial"/>
+                <w:b/>
+                <w:bCs/>
+                <w:i/>
+                <w:color w:val="548DD4"/>
+                <w:sz w:val="18"/>
+                <w:szCs w:val="20"/>
+                <w:lang w:eastAsia="es-CL"/>
+              </w:rPr>
+              <w:lastRenderedPageBreak/>
+              <w:t>Arquitectura de Software</w:t>
+            </w:r>
+          </w:p>
+        </w:tc>
+        <w:tc>
+          <w:tcPr>
+            <w:tcW w:w="1077" w:type="dxa"/>
+          </w:tcPr>
+          <w:p>
+            <w:pPr>
+              <w:jc w:val="both"/>
+              <w:rPr>
+                <w:rFonts w:ascii="Calibri" w:hAnsi="Calibri" w:cs="Arial"/>
+                <w:i/>
+                <w:color w:val="548DD4"/>
+                <w:sz w:val="18"/>
+                <w:szCs w:val="20"/>
+                <w:lang w:eastAsia="es-CL"/>
+              </w:rPr>
+            </w:pPr>
+            <w:r>
+              <w:rPr>
+                <w:rFonts w:ascii="Calibri" w:hAnsi="Calibri" w:cs="Arial"/>
+                <w:i/>
+                <w:color w:val="548DD4"/>
+                <w:sz w:val="18"/>
+                <w:szCs w:val="20"/>
+                <w:lang w:eastAsia="es-CL"/>
+              </w:rPr>
+              <w:t>Agente Inspector (</w:t>
+            </w:r>
+            <w:proofErr w:type="spellStart"/>
+            <w:r>
+              <w:rPr>
+                <w:rFonts w:ascii="Calibri" w:hAnsi="Calibri" w:cs="Arial"/>
+                <w:i/>
+                <w:color w:val="548DD4"/>
+                <w:sz w:val="18"/>
+                <w:szCs w:val="20"/>
+                <w:lang w:eastAsia="es-CL"/>
+              </w:rPr>
+              <w:t>Strategy</w:t>
+            </w:r>
+            <w:proofErr w:type="spellEnd"/>
+            <w:r>
+              <w:rPr>
+                <w:rFonts w:ascii="Calibri" w:hAnsi="Calibri" w:cs="Arial"/>
+                <w:i/>
+                <w:color w:val="548DD4"/>
+                <w:sz w:val="18"/>
+                <w:szCs w:val="20"/>
+                <w:lang w:eastAsia="es-CL"/>
+              </w:rPr>
+              <w:t xml:space="preserve">, </w:t>
+            </w:r>
+            <w:proofErr w:type="spellStart"/>
+            <w:r>
+              <w:rPr>
+                <w:rFonts w:ascii="Calibri" w:hAnsi="Calibri" w:cs="Arial"/>
+                <w:i/>
+                <w:color w:val="548DD4"/>
+                <w:sz w:val="18"/>
+                <w:szCs w:val="20"/>
+                <w:lang w:eastAsia="es-CL"/>
+              </w:rPr>
+              <w:t>Circuit</w:t>
+            </w:r>
+            <w:proofErr w:type="spellEnd"/>
+            <w:r>
+              <w:rPr>
+                <w:rFonts w:ascii="Calibri" w:hAnsi="Calibri" w:cs="Arial"/>
+                <w:i/>
+                <w:color w:val="548DD4"/>
+                <w:sz w:val="18"/>
+                <w:szCs w:val="20"/>
+                <w:lang w:eastAsia="es-CL"/>
+              </w:rPr>
+              <w:t xml:space="preserve"> Breaker, Open-</w:t>
+            </w:r>
+            <w:proofErr w:type="spellStart"/>
+            <w:r>
+              <w:rPr>
+                <w:rFonts w:ascii="Calibri" w:hAnsi="Calibri" w:cs="Arial"/>
+                <w:i/>
+                <w:color w:val="548DD4"/>
+                <w:sz w:val="18"/>
+                <w:szCs w:val="20"/>
+                <w:lang w:eastAsia="es-CL"/>
+              </w:rPr>
+              <w:t>Meteo</w:t>
+            </w:r>
+            <w:proofErr w:type="spellEnd"/>
+            <w:r>
+              <w:rPr>
+                <w:rFonts w:ascii="Calibri" w:hAnsi="Calibri" w:cs="Arial"/>
+                <w:i/>
+                <w:color w:val="548DD4"/>
+                <w:sz w:val="18"/>
+                <w:szCs w:val="20"/>
+                <w:lang w:eastAsia="es-CL"/>
+              </w:rPr>
+              <w:t xml:space="preserve">) </w:t>
+            </w:r>
+          </w:p>
+          <w:p>
+            <w:pPr>
+              <w:jc w:val="both"/>
+              <w:rPr>
+                <w:rFonts w:ascii="Calibri" w:hAnsi="Calibri" w:cs="Arial"/>
+                <w:i/>
+                <w:color w:val="548DD4"/>
+                <w:sz w:val="18"/>
+                <w:szCs w:val="20"/>
+                <w:lang w:eastAsia="es-CL"/>
+              </w:rPr>
+            </w:pPr>
+          </w:p>
+        </w:tc>
+        <w:tc>
+          <w:tcPr>
+            <w:tcW w:w="1276" w:type="dxa"/>
+          </w:tcPr>
+          <w:p>
+            <w:pPr>
+              <w:jc w:val="both"/>
+              <w:rPr>
+                <w:rFonts w:ascii="Calibri" w:hAnsi="Calibri" w:cs="Arial"/>
+                <w:i/>
+                <w:color w:val="548DD4"/>
+                <w:sz w:val="18"/>
+                <w:szCs w:val="20"/>
+                <w:lang w:eastAsia="es-CL"/>
+              </w:rPr>
+            </w:pPr>
+            <w:r>
+              <w:rPr>
+                <w:rFonts w:ascii="Calibri" w:hAnsi="Calibri" w:cs="Arial"/>
+                <w:i/>
+                <w:color w:val="548DD4"/>
+                <w:sz w:val="18"/>
+                <w:szCs w:val="20"/>
+                <w:lang w:eastAsia="es-CL"/>
+              </w:rPr>
+              <w:t xml:space="preserve">Python 3.11, </w:t>
+            </w:r>
+            <w:proofErr w:type="spellStart"/>
+            <w:r>
+              <w:rPr>
+                <w:rFonts w:ascii="Calibri" w:hAnsi="Calibri" w:cs="Arial"/>
+                <w:i/>
+                <w:color w:val="548DD4"/>
+                <w:sz w:val="18"/>
+                <w:szCs w:val="20"/>
+                <w:lang w:eastAsia="es-CL"/>
+              </w:rPr>
+              <w:t>Playwright</w:t>
+            </w:r>
+            <w:proofErr w:type="spellEnd"/>
+            <w:r>
+              <w:rPr>
+                <w:rFonts w:ascii="Calibri" w:hAnsi="Calibri" w:cs="Arial"/>
+                <w:i/>
+                <w:color w:val="548DD4"/>
+                <w:sz w:val="18"/>
+                <w:szCs w:val="20"/>
+                <w:lang w:eastAsia="es-CL"/>
+              </w:rPr>
+              <w:t xml:space="preserve">, </w:t>
+            </w:r>
+            <w:proofErr w:type="spellStart"/>
+            <w:r>
+              <w:rPr>
+                <w:rFonts w:ascii="Calibri" w:hAnsi="Calibri" w:cs="Arial"/>
+                <w:i/>
+                <w:color w:val="548DD4"/>
+                <w:sz w:val="18"/>
+                <w:szCs w:val="20"/>
+                <w:lang w:eastAsia="es-CL"/>
+              </w:rPr>
+              <w:t>RabbitMQ</w:t>
+            </w:r>
+            <w:proofErr w:type="spellEnd"/>
+          </w:p>
+        </w:tc>
+        <w:tc>
+          <w:tcPr>
+            <w:tcW w:w="1276" w:type="dxa"/>
+          </w:tcPr>
+          <w:p>
+            <w:pPr>
+              <w:jc w:val="both"/>
+              <w:rPr>
+                <w:rFonts w:ascii="Calibri" w:hAnsi="Calibri" w:cs="Arial"/>
+                <w:i/>
+                <w:color w:val="548DD4"/>
+                <w:sz w:val="18"/>
+                <w:szCs w:val="20"/>
+                <w:lang w:eastAsia="es-CL"/>
+              </w:rPr>
+            </w:pPr>
+            <w:r>
+              <w:rPr>
+                <w:rFonts w:ascii="Calibri" w:hAnsi="Calibri" w:cs="Arial"/>
+                <w:i/>
+                <w:color w:val="548DD4"/>
+                <w:sz w:val="18"/>
+                <w:szCs w:val="20"/>
+                <w:lang w:eastAsia="es-CL"/>
+              </w:rPr>
+              <w:t>2 semanas</w:t>
+            </w:r>
+          </w:p>
+        </w:tc>
+        <w:tc>
+          <w:tcPr>
+            <w:tcW w:w="1275" w:type="dxa"/>
+          </w:tcPr>
+          <w:p>
+            <w:pPr>
+              <w:jc w:val="both"/>
+              <w:rPr>
+                <w:rFonts w:ascii="Calibri" w:hAnsi="Calibri" w:cs="Arial"/>
+                <w:i/>
+                <w:color w:val="548DD4"/>
+                <w:sz w:val="18"/>
+                <w:szCs w:val="20"/>
+                <w:lang w:eastAsia="es-CL"/>
+              </w:rPr>
+            </w:pPr>
+            <w:r>
+              <w:rPr>
+                <w:rFonts w:ascii="Calibri" w:hAnsi="Calibri" w:cs="Arial"/>
+                <w:i/>
+                <w:color w:val="548DD4"/>
+                <w:sz w:val="18"/>
+                <w:szCs w:val="20"/>
+                <w:lang w:eastAsia="es-CL"/>
+              </w:rPr>
+              <w:t>Ignacio Andrade, Nicolás Soto</w:t>
+            </w:r>
+          </w:p>
+        </w:tc>
+        <w:tc>
+          <w:tcPr>
+            <w:tcW w:w="1276" w:type="dxa"/>
+          </w:tcPr>
+          <w:p>
+            <w:pPr>
+              <w:jc w:val="both"/>
+              <w:rPr>
+                <w:rFonts w:ascii="Calibri" w:hAnsi="Calibri" w:cs="Arial"/>
+                <w:i/>
+                <w:color w:val="548DD4"/>
+                <w:sz w:val="18"/>
+                <w:szCs w:val="20"/>
+                <w:lang w:eastAsia="es-CL"/>
+              </w:rPr>
+            </w:pPr>
+            <w:r>
+              <w:rPr>
+                <w:rFonts w:ascii="Calibri" w:hAnsi="Calibri" w:cs="Arial"/>
+                <w:i/>
+                <w:color w:val="548DD4"/>
+                <w:sz w:val="18"/>
+                <w:szCs w:val="20"/>
+                <w:lang w:eastAsia="es-CL"/>
+              </w:rPr>
+              <w:t>Corrección de puerto destino vs estado.</w:t>
+            </w:r>
+          </w:p>
+        </w:tc>
+        <w:tc>
+          <w:tcPr>
+            <w:tcW w:w="1418" w:type="dxa"/>
+          </w:tcPr>
+          <w:p>
+            <w:pPr>
+              <w:jc w:val="both"/>
+              <w:rPr>
+                <w:rFonts w:ascii="Calibri" w:hAnsi="Calibri" w:cs="Arial"/>
+                <w:i/>
+                <w:color w:val="548DD4"/>
+                <w:sz w:val="18"/>
+                <w:szCs w:val="20"/>
+                <w:lang w:eastAsia="es-CL"/>
+              </w:rPr>
+            </w:pPr>
+            <w:r>
+              <w:rPr>
+                <w:rFonts w:ascii="Calibri" w:hAnsi="Calibri" w:cs="Arial"/>
+                <w:b/>
+                <w:bCs/>
+                <w:i/>
+                <w:color w:val="548DD4"/>
+                <w:sz w:val="18"/>
+                <w:szCs w:val="20"/>
+                <w:lang w:eastAsia="es-CL"/>
+              </w:rPr>
+              <w:t>Completado</w:t>
+            </w:r>
+          </w:p>
+        </w:tc>
+        <w:tc>
+          <w:tcPr>
+            <w:tcW w:w="850" w:type="dxa"/>
+          </w:tcPr>
+          <w:p>
+            <w:pPr>
+              <w:jc w:val="both"/>
+              <w:rPr>
+                <w:rFonts w:ascii="Calibri" w:hAnsi="Calibri" w:cs="Arial"/>
+                <w:i/>
+                <w:color w:val="548DD4"/>
+                <w:sz w:val="18"/>
+                <w:szCs w:val="20"/>
+                <w:lang w:eastAsia="es-CL"/>
+              </w:rPr>
+            </w:pPr>
+          </w:p>
+        </w:tc>
+      </w:tr>
+      <w:tr>
+        <w:trPr>
+          <w:trHeight w:val="2410"/>
+        </w:trPr>
+        <w:tc>
+          <w:tcPr>
+            <w:tcW w:w="1328" w:type="dxa"/>
+          </w:tcPr>
+          <w:p>
+            <w:pPr>
+              <w:jc w:val="both"/>
+              <w:rPr>
+                <w:rFonts w:ascii="Calibri" w:hAnsi="Calibri" w:cs="Arial"/>
+                <w:b/>
+                <w:bCs/>
+                <w:i/>
+                <w:color w:val="548DD4"/>
+                <w:sz w:val="18"/>
+                <w:szCs w:val="20"/>
+                <w:lang w:eastAsia="es-CL"/>
+              </w:rPr>
+            </w:pPr>
+            <w:r>
+              <w:rPr>
+                <w:rFonts w:ascii="Calibri" w:hAnsi="Calibri" w:cs="Arial"/>
+                <w:b/>
+                <w:bCs/>
+                <w:i/>
+                <w:color w:val="548DD4"/>
+                <w:sz w:val="18"/>
+                <w:szCs w:val="20"/>
+                <w:lang w:eastAsia="es-CL"/>
+              </w:rPr>
+              <w:t>Gestión de BD</w:t>
+            </w:r>
+          </w:p>
+        </w:tc>
+        <w:tc>
+          <w:tcPr>
+            <w:tcW w:w="1077" w:type="dxa"/>
+          </w:tcPr>
+          <w:p>
+            <w:pPr>
+              <w:jc w:val="both"/>
+              <w:rPr>
+                <w:rFonts w:ascii="Calibri" w:hAnsi="Calibri" w:cs="Arial"/>
+                <w:i/>
+                <w:color w:val="548DD4"/>
+                <w:sz w:val="18"/>
+                <w:szCs w:val="20"/>
+                <w:lang w:eastAsia="es-CL"/>
+              </w:rPr>
+            </w:pPr>
+            <w:r>
+              <w:rPr>
+                <w:rFonts w:ascii="Calibri" w:hAnsi="Calibri" w:cs="Arial"/>
+                <w:i/>
+                <w:color w:val="548DD4"/>
+                <w:sz w:val="18"/>
+                <w:szCs w:val="20"/>
+                <w:lang w:eastAsia="es-CL"/>
+              </w:rPr>
+              <w:t xml:space="preserve">Validación de modelo relacional (17 tablas) </w:t>
+            </w:r>
+          </w:p>
+          <w:p>
+            <w:pPr>
+              <w:jc w:val="both"/>
+              <w:rPr>
+                <w:rFonts w:ascii="Calibri" w:hAnsi="Calibri" w:cs="Arial"/>
+                <w:i/>
+                <w:color w:val="548DD4"/>
+                <w:sz w:val="18"/>
+                <w:szCs w:val="20"/>
+                <w:lang w:eastAsia="es-CL"/>
+              </w:rPr>
+            </w:pPr>
+          </w:p>
+        </w:tc>
+        <w:tc>
+          <w:tcPr>
+            <w:tcW w:w="1276" w:type="dxa"/>
+          </w:tcPr>
+          <w:p>
+            <w:pPr>
+              <w:jc w:val="both"/>
+              <w:rPr>
+                <w:rFonts w:ascii="Calibri" w:hAnsi="Calibri" w:cs="Arial"/>
+                <w:i/>
+                <w:color w:val="548DD4"/>
+                <w:sz w:val="18"/>
+                <w:szCs w:val="20"/>
+                <w:lang w:eastAsia="es-CL"/>
+              </w:rPr>
+            </w:pPr>
+            <w:r>
+              <w:rPr>
+                <w:rFonts w:ascii="Calibri" w:hAnsi="Calibri" w:cs="Arial"/>
+                <w:i/>
+                <w:color w:val="548DD4"/>
+                <w:sz w:val="18"/>
+                <w:szCs w:val="20"/>
+                <w:lang w:eastAsia="es-CL"/>
+              </w:rPr>
+              <w:t>PostgreSQL 16, EF Core</w:t>
+            </w:r>
+          </w:p>
+        </w:tc>
+        <w:tc>
+          <w:tcPr>
+            <w:tcW w:w="1276" w:type="dxa"/>
+          </w:tcPr>
+          <w:p>
+            <w:pPr>
+              <w:jc w:val="both"/>
+              <w:rPr>
+                <w:rFonts w:ascii="Calibri" w:hAnsi="Calibri" w:cs="Arial"/>
+                <w:i/>
+                <w:color w:val="548DD4"/>
+                <w:sz w:val="18"/>
+                <w:szCs w:val="20"/>
+                <w:lang w:eastAsia="es-CL"/>
+              </w:rPr>
+            </w:pPr>
+            <w:r>
+              <w:rPr>
+                <w:rFonts w:ascii="Calibri" w:hAnsi="Calibri" w:cs="Arial"/>
+                <w:i/>
+                <w:color w:val="548DD4"/>
+                <w:sz w:val="18"/>
+                <w:szCs w:val="20"/>
+                <w:lang w:eastAsia="es-CL"/>
+              </w:rPr>
+              <w:t>1 semana</w:t>
+            </w:r>
+          </w:p>
+        </w:tc>
+        <w:tc>
+          <w:tcPr>
+            <w:tcW w:w="1275" w:type="dxa"/>
+          </w:tcPr>
+          <w:p>
+            <w:pPr>
+              <w:jc w:val="both"/>
+              <w:rPr>
+                <w:rFonts w:ascii="Calibri" w:hAnsi="Calibri" w:cs="Arial"/>
+                <w:sz w:val="18"/>
+                <w:szCs w:val="20"/>
+                <w:lang w:eastAsia="es-CL"/>
+              </w:rPr>
+            </w:pPr>
+            <w:r>
+              <w:rPr>
+                <w:rFonts w:ascii="Calibri" w:hAnsi="Calibri" w:cs="Arial"/>
+                <w:i/>
+                <w:color w:val="548DD4"/>
+                <w:sz w:val="18"/>
+                <w:szCs w:val="20"/>
+                <w:lang w:eastAsia="es-CL"/>
+              </w:rPr>
+              <w:t>Nicolás Soto</w:t>
+            </w:r>
+          </w:p>
+        </w:tc>
+        <w:tc>
+          <w:tcPr>
+            <w:tcW w:w="1276" w:type="dxa"/>
+          </w:tcPr>
+          <w:p>
+            <w:pPr>
+              <w:jc w:val="both"/>
+              <w:rPr>
+                <w:rFonts w:ascii="Calibri" w:hAnsi="Calibri" w:cs="Arial"/>
+                <w:i/>
+                <w:color w:val="548DD4"/>
+                <w:sz w:val="18"/>
+                <w:szCs w:val="20"/>
+                <w:lang w:eastAsia="es-CL"/>
+              </w:rPr>
+            </w:pPr>
+            <w:r>
+              <w:rPr>
+                <w:rFonts w:ascii="Calibri" w:hAnsi="Calibri" w:cs="Arial"/>
+                <w:i/>
+                <w:color w:val="548DD4"/>
+                <w:sz w:val="18"/>
+                <w:szCs w:val="20"/>
+                <w:lang w:eastAsia="es-CL"/>
+              </w:rPr>
+              <w:t>Retraso en Docker; resuelto con pruebas E2E</w:t>
+            </w:r>
+          </w:p>
+          <w:p>
+            <w:pPr>
+              <w:jc w:val="both"/>
+              <w:rPr>
+                <w:rFonts w:ascii="Calibri" w:hAnsi="Calibri" w:cs="Arial"/>
+                <w:i/>
+                <w:color w:val="548DD4"/>
+                <w:sz w:val="18"/>
+                <w:szCs w:val="20"/>
+                <w:lang w:eastAsia="es-CL"/>
+              </w:rPr>
+            </w:pPr>
+          </w:p>
+        </w:tc>
+        <w:tc>
+          <w:tcPr>
+            <w:tcW w:w="1418" w:type="dxa"/>
+          </w:tcPr>
+          <w:p>
+            <w:pPr>
+              <w:jc w:val="both"/>
+              <w:rPr>
+                <w:rFonts w:ascii="Calibri" w:hAnsi="Calibri" w:cs="Arial"/>
+                <w:i/>
+                <w:color w:val="548DD4"/>
+                <w:sz w:val="18"/>
+                <w:szCs w:val="20"/>
+                <w:lang w:eastAsia="es-CL"/>
+              </w:rPr>
+            </w:pPr>
+            <w:r>
+              <w:rPr>
+                <w:rFonts w:ascii="Calibri" w:hAnsi="Calibri" w:cs="Arial"/>
+                <w:b/>
+                <w:bCs/>
+                <w:i/>
+                <w:color w:val="548DD4"/>
+                <w:sz w:val="18"/>
+                <w:szCs w:val="20"/>
+                <w:lang w:eastAsia="es-CL"/>
+              </w:rPr>
+              <w:t>Completado</w:t>
+            </w:r>
+          </w:p>
+        </w:tc>
+        <w:tc>
+          <w:tcPr>
+            <w:tcW w:w="850" w:type="dxa"/>
+          </w:tcPr>
+          <w:p>
+            <w:pPr>
+              <w:jc w:val="both"/>
+              <w:rPr>
+                <w:rFonts w:ascii="Calibri" w:hAnsi="Calibri" w:cs="Arial"/>
+                <w:i/>
+                <w:color w:val="548DD4"/>
+                <w:sz w:val="18"/>
+                <w:szCs w:val="20"/>
+                <w:lang w:eastAsia="es-CL"/>
+              </w:rPr>
+            </w:pPr>
+          </w:p>
+        </w:tc>
+      </w:tr>
+      <w:tr>
+        <w:trPr>
+          <w:trHeight w:val="2410"/>
+        </w:trPr>
+        <w:tc>
+          <w:tcPr>
+            <w:tcW w:w="1328" w:type="dxa"/>
+          </w:tcPr>
+          <w:p>
+            <w:pPr>
+              <w:jc w:val="both"/>
+              <w:rPr>
+                <w:rFonts w:ascii="Calibri" w:hAnsi="Calibri" w:cs="Arial"/>
+                <w:b/>
+                <w:bCs/>
+                <w:i/>
+                <w:color w:val="548DD4"/>
+                <w:sz w:val="18"/>
+                <w:szCs w:val="20"/>
+                <w:lang w:eastAsia="es-CL"/>
+              </w:rPr>
+            </w:pPr>
+            <w:r>
+              <w:rPr>
+                <w:rFonts w:ascii="Calibri" w:hAnsi="Calibri" w:cs="Arial"/>
+                <w:b/>
+                <w:bCs/>
+                <w:i/>
+                <w:color w:val="548DD4"/>
+                <w:sz w:val="18"/>
+                <w:szCs w:val="20"/>
+                <w:lang w:eastAsia="es-CL"/>
+              </w:rPr>
+              <w:t>Desarrollo de Software / IA</w:t>
+            </w:r>
+          </w:p>
+        </w:tc>
+        <w:tc>
+          <w:tcPr>
+            <w:tcW w:w="1077" w:type="dxa"/>
+          </w:tcPr>
+          <w:p>
+            <w:pPr>
+              <w:jc w:val="both"/>
+              <w:rPr>
+                <w:rFonts w:ascii="Calibri" w:hAnsi="Calibri" w:cs="Arial"/>
+                <w:i/>
+                <w:color w:val="548DD4"/>
+                <w:sz w:val="18"/>
+                <w:szCs w:val="20"/>
+                <w:lang w:eastAsia="es-CL"/>
+              </w:rPr>
+            </w:pPr>
+            <w:r>
+              <w:rPr>
+                <w:rFonts w:ascii="Calibri" w:hAnsi="Calibri" w:cs="Arial"/>
+                <w:i/>
+                <w:color w:val="548DD4"/>
+                <w:sz w:val="18"/>
+                <w:szCs w:val="20"/>
+                <w:lang w:eastAsia="es-CL"/>
+              </w:rPr>
+              <w:t xml:space="preserve">Procesador OCR para imágenes y PDF (Agente Lector) </w:t>
+            </w:r>
+          </w:p>
+          <w:p>
+            <w:pPr>
+              <w:jc w:val="both"/>
+              <w:rPr>
+                <w:rFonts w:ascii="Calibri" w:hAnsi="Calibri" w:cs="Arial"/>
+                <w:i/>
+                <w:color w:val="548DD4"/>
+                <w:sz w:val="18"/>
+                <w:szCs w:val="20"/>
+                <w:lang w:eastAsia="es-CL"/>
+              </w:rPr>
+            </w:pPr>
+          </w:p>
+          <w:p>
+            <w:pPr>
+              <w:rPr>
+                <w:rFonts w:ascii="Calibri" w:hAnsi="Calibri" w:cs="Arial"/>
+                <w:sz w:val="18"/>
+                <w:szCs w:val="20"/>
+                <w:lang w:eastAsia="es-CL"/>
+              </w:rPr>
+            </w:pPr>
+          </w:p>
+        </w:tc>
+        <w:tc>
+          <w:tcPr>
+            <w:tcW w:w="1276" w:type="dxa"/>
+          </w:tcPr>
+          <w:p>
+            <w:pPr>
+              <w:jc w:val="both"/>
+              <w:rPr>
+                <w:rFonts w:ascii="Calibri" w:hAnsi="Calibri" w:cs="Arial"/>
+                <w:i/>
+                <w:color w:val="548DD4"/>
+                <w:sz w:val="18"/>
+                <w:szCs w:val="20"/>
+                <w:lang w:eastAsia="es-CL"/>
+              </w:rPr>
+            </w:pPr>
+            <w:r>
+              <w:rPr>
+                <w:rFonts w:ascii="Calibri" w:hAnsi="Calibri" w:cs="Arial"/>
+                <w:i/>
+                <w:color w:val="548DD4"/>
+                <w:sz w:val="18"/>
+                <w:szCs w:val="20"/>
+                <w:lang w:eastAsia="es-CL"/>
+              </w:rPr>
+              <w:t xml:space="preserve">Python, </w:t>
+            </w:r>
+            <w:proofErr w:type="spellStart"/>
+            <w:r>
+              <w:rPr>
+                <w:rFonts w:ascii="Calibri" w:hAnsi="Calibri" w:cs="Arial"/>
+                <w:i/>
+                <w:color w:val="548DD4"/>
+                <w:sz w:val="18"/>
+                <w:szCs w:val="20"/>
+                <w:lang w:eastAsia="es-CL"/>
+              </w:rPr>
+              <w:t>MinIO</w:t>
+            </w:r>
+            <w:proofErr w:type="spellEnd"/>
+            <w:r>
+              <w:rPr>
+                <w:rFonts w:ascii="Calibri" w:hAnsi="Calibri" w:cs="Arial"/>
+                <w:i/>
+                <w:color w:val="548DD4"/>
+                <w:sz w:val="18"/>
+                <w:szCs w:val="20"/>
+                <w:lang w:eastAsia="es-CL"/>
+              </w:rPr>
+              <w:t xml:space="preserve">, </w:t>
+            </w:r>
+            <w:proofErr w:type="spellStart"/>
+            <w:r>
+              <w:rPr>
+                <w:rFonts w:ascii="Calibri" w:hAnsi="Calibri" w:cs="Arial"/>
+                <w:i/>
+                <w:color w:val="548DD4"/>
+                <w:sz w:val="18"/>
+                <w:szCs w:val="20"/>
+                <w:lang w:eastAsia="es-CL"/>
+              </w:rPr>
+              <w:t>FastAPI</w:t>
+            </w:r>
+            <w:proofErr w:type="spellEnd"/>
+          </w:p>
+        </w:tc>
+        <w:tc>
+          <w:tcPr>
+            <w:tcW w:w="1276" w:type="dxa"/>
+          </w:tcPr>
+          <w:p>
+            <w:pPr>
+              <w:jc w:val="both"/>
+              <w:rPr>
+                <w:rFonts w:ascii="Calibri" w:hAnsi="Calibri" w:cs="Arial"/>
+                <w:i/>
+                <w:color w:val="548DD4"/>
+                <w:sz w:val="18"/>
+                <w:szCs w:val="20"/>
+                <w:lang w:eastAsia="es-CL"/>
+              </w:rPr>
+            </w:pPr>
+            <w:r>
+              <w:rPr>
+                <w:rFonts w:ascii="Calibri" w:hAnsi="Calibri" w:cs="Arial"/>
+                <w:i/>
+                <w:color w:val="548DD4"/>
+                <w:sz w:val="18"/>
+                <w:szCs w:val="20"/>
+                <w:lang w:eastAsia="es-CL"/>
+              </w:rPr>
+              <w:t>2 semanas</w:t>
+            </w:r>
+          </w:p>
+        </w:tc>
+        <w:tc>
+          <w:tcPr>
+            <w:tcW w:w="1275" w:type="dxa"/>
+          </w:tcPr>
+          <w:p>
+            <w:pPr>
+              <w:jc w:val="both"/>
+              <w:rPr>
+                <w:rFonts w:ascii="Calibri" w:hAnsi="Calibri" w:cs="Arial"/>
+                <w:i/>
+                <w:color w:val="548DD4"/>
+                <w:sz w:val="18"/>
+                <w:szCs w:val="20"/>
+                <w:lang w:eastAsia="es-CL"/>
+              </w:rPr>
+            </w:pPr>
+            <w:r>
+              <w:rPr>
+                <w:rFonts w:ascii="Calibri" w:hAnsi="Calibri" w:cs="Arial"/>
+                <w:i/>
+                <w:color w:val="548DD4"/>
+                <w:sz w:val="18"/>
+                <w:szCs w:val="20"/>
+                <w:lang w:eastAsia="es-CL"/>
+              </w:rPr>
+              <w:t xml:space="preserve">Airon </w:t>
+            </w:r>
+            <w:proofErr w:type="spellStart"/>
+            <w:r>
+              <w:rPr>
+                <w:rFonts w:ascii="Calibri" w:hAnsi="Calibri" w:cs="Arial"/>
+                <w:i/>
+                <w:color w:val="548DD4"/>
+                <w:sz w:val="18"/>
+                <w:szCs w:val="20"/>
+                <w:lang w:eastAsia="es-CL"/>
+              </w:rPr>
+              <w:t>Saez</w:t>
+            </w:r>
+            <w:proofErr w:type="spellEnd"/>
+          </w:p>
+        </w:tc>
+        <w:tc>
+          <w:tcPr>
+            <w:tcW w:w="1276" w:type="dxa"/>
+          </w:tcPr>
+          <w:p>
+            <w:pPr>
+              <w:jc w:val="both"/>
+              <w:rPr>
+                <w:rFonts w:ascii="Calibri" w:hAnsi="Calibri" w:cs="Arial"/>
+                <w:i/>
+                <w:color w:val="548DD4"/>
+                <w:sz w:val="18"/>
+                <w:szCs w:val="20"/>
+                <w:lang w:eastAsia="es-CL"/>
+              </w:rPr>
+            </w:pPr>
+            <w:r>
+              <w:rPr>
+                <w:rFonts w:ascii="Calibri" w:hAnsi="Calibri" w:cs="Arial"/>
+                <w:i/>
+                <w:color w:val="548DD4"/>
+                <w:sz w:val="18"/>
+                <w:szCs w:val="20"/>
+                <w:lang w:eastAsia="es-CL"/>
+              </w:rPr>
+              <w:t>Validado contra SQL real.</w:t>
+            </w:r>
+          </w:p>
+        </w:tc>
+        <w:tc>
+          <w:tcPr>
+            <w:tcW w:w="1418" w:type="dxa"/>
+          </w:tcPr>
+          <w:p>
+            <w:pPr>
+              <w:jc w:val="both"/>
+              <w:rPr>
+                <w:rFonts w:ascii="Calibri" w:hAnsi="Calibri" w:cs="Arial"/>
+                <w:i/>
+                <w:color w:val="548DD4"/>
+                <w:sz w:val="18"/>
+                <w:szCs w:val="20"/>
+                <w:lang w:eastAsia="es-CL"/>
+              </w:rPr>
+            </w:pPr>
+            <w:r>
+              <w:rPr>
+                <w:rFonts w:ascii="Calibri" w:hAnsi="Calibri" w:cs="Arial"/>
+                <w:b/>
+                <w:bCs/>
+                <w:i/>
+                <w:color w:val="548DD4"/>
+                <w:sz w:val="18"/>
+                <w:szCs w:val="20"/>
+                <w:lang w:eastAsia="es-CL"/>
+              </w:rPr>
+              <w:t>En curso</w:t>
+            </w:r>
+          </w:p>
+        </w:tc>
+        <w:tc>
+          <w:tcPr>
+            <w:tcW w:w="850" w:type="dxa"/>
+          </w:tcPr>
+          <w:p>
+            <w:pPr>
+              <w:jc w:val="both"/>
+              <w:rPr>
+                <w:rFonts w:ascii="Calibri" w:hAnsi="Calibri" w:cs="Arial"/>
+                <w:i/>
+                <w:color w:val="548DD4"/>
+                <w:sz w:val="18"/>
+                <w:szCs w:val="20"/>
+                <w:lang w:eastAsia="es-CL"/>
+              </w:rPr>
+            </w:pPr>
+            <w:r>
+              <w:rPr>
+                <w:rFonts w:ascii="Calibri" w:hAnsi="Calibri" w:cs="Arial"/>
+                <w:i/>
+                <w:color w:val="548DD4"/>
+                <w:sz w:val="18"/>
+                <w:szCs w:val="20"/>
+                <w:lang w:eastAsia="es-CL"/>
+              </w:rPr>
+              <w:t>Prórroga asignada para la Semana 9.</w:t>
+            </w:r>
+          </w:p>
+        </w:tc>
+      </w:tr>
+      <w:tr>
+        <w:trPr>
+          <w:trHeight w:val="2410"/>
+        </w:trPr>
+        <w:tc>
+          <w:tcPr>
+            <w:tcW w:w="1328" w:type="dxa"/>
+          </w:tcPr>
+          <w:p>
+            <w:pPr>
+              <w:jc w:val="both"/>
+              <w:rPr>
+                <w:rFonts w:ascii="Calibri" w:hAnsi="Calibri" w:cs="Arial"/>
+                <w:b/>
+                <w:bCs/>
+                <w:i/>
+                <w:color w:val="548DD4"/>
+                <w:sz w:val="18"/>
+                <w:szCs w:val="20"/>
+                <w:lang w:eastAsia="es-CL"/>
+              </w:rPr>
+            </w:pPr>
+            <w:r>
+              <w:rPr>
+                <w:rFonts w:ascii="Calibri" w:hAnsi="Calibri" w:cs="Arial"/>
+                <w:b/>
+                <w:bCs/>
+                <w:i/>
+                <w:color w:val="548DD4"/>
+                <w:sz w:val="18"/>
+                <w:szCs w:val="20"/>
+                <w:lang w:eastAsia="es-CL"/>
+              </w:rPr>
+              <w:t>Seguridad</w:t>
+            </w:r>
+          </w:p>
+          <w:p>
+            <w:pPr>
+              <w:jc w:val="center"/>
+              <w:rPr>
+                <w:rFonts w:ascii="Calibri" w:hAnsi="Calibri" w:cs="Arial"/>
+                <w:sz w:val="18"/>
+                <w:szCs w:val="20"/>
+                <w:lang w:eastAsia="es-CL"/>
+              </w:rPr>
+            </w:pPr>
+          </w:p>
+        </w:tc>
+        <w:tc>
+          <w:tcPr>
+            <w:tcW w:w="1077" w:type="dxa"/>
+          </w:tcPr>
+          <w:p>
+            <w:pPr>
+              <w:jc w:val="both"/>
+              <w:rPr>
+                <w:rFonts w:ascii="Calibri" w:hAnsi="Calibri" w:cs="Arial"/>
+                <w:i/>
+                <w:color w:val="548DD4"/>
+                <w:sz w:val="18"/>
+                <w:szCs w:val="20"/>
+                <w:lang w:eastAsia="es-CL"/>
+              </w:rPr>
+            </w:pPr>
+            <w:r>
+              <w:rPr>
+                <w:rFonts w:ascii="Calibri" w:hAnsi="Calibri" w:cs="Arial"/>
+                <w:i/>
+                <w:color w:val="548DD4"/>
+                <w:sz w:val="18"/>
+                <w:szCs w:val="20"/>
+                <w:lang w:eastAsia="es-CL"/>
+              </w:rPr>
+              <w:t xml:space="preserve">Autenticación real y Control de Acceso (JWT / RBAC) </w:t>
+            </w:r>
+          </w:p>
+          <w:p>
+            <w:pPr>
+              <w:jc w:val="both"/>
+              <w:rPr>
+                <w:rFonts w:ascii="Calibri" w:hAnsi="Calibri" w:cs="Arial"/>
+                <w:i/>
+                <w:color w:val="548DD4"/>
+                <w:sz w:val="18"/>
+                <w:szCs w:val="20"/>
+                <w:lang w:eastAsia="es-CL"/>
+              </w:rPr>
+            </w:pPr>
+          </w:p>
+        </w:tc>
+        <w:tc>
+          <w:tcPr>
+            <w:tcW w:w="1276" w:type="dxa"/>
+          </w:tcPr>
+          <w:p>
+            <w:pPr>
+              <w:jc w:val="both"/>
+              <w:rPr>
+                <w:rFonts w:ascii="Calibri" w:hAnsi="Calibri" w:cs="Arial"/>
+                <w:i/>
+                <w:color w:val="548DD4"/>
+                <w:sz w:val="18"/>
+                <w:szCs w:val="20"/>
+                <w:lang w:eastAsia="es-CL"/>
+              </w:rPr>
+            </w:pPr>
+            <w:r>
+              <w:rPr>
+                <w:rFonts w:ascii="Calibri" w:hAnsi="Calibri" w:cs="Arial"/>
+                <w:i/>
+                <w:color w:val="548DD4"/>
+                <w:sz w:val="18"/>
+                <w:szCs w:val="20"/>
+                <w:lang w:eastAsia="es-CL"/>
+              </w:rPr>
+              <w:t>.NET Core, JWT, Redis</w:t>
+            </w:r>
+          </w:p>
+        </w:tc>
+        <w:tc>
+          <w:tcPr>
+            <w:tcW w:w="1276" w:type="dxa"/>
+          </w:tcPr>
+          <w:p>
+            <w:pPr>
+              <w:jc w:val="both"/>
+              <w:rPr>
+                <w:rFonts w:ascii="Calibri" w:hAnsi="Calibri" w:cs="Arial"/>
+                <w:i/>
+                <w:color w:val="548DD4"/>
+                <w:sz w:val="18"/>
+                <w:szCs w:val="20"/>
+                <w:lang w:eastAsia="es-CL"/>
+              </w:rPr>
+            </w:pPr>
+            <w:r>
+              <w:rPr>
+                <w:rFonts w:ascii="Calibri" w:hAnsi="Calibri" w:cs="Arial"/>
+                <w:i/>
+                <w:color w:val="548DD4"/>
+                <w:sz w:val="18"/>
+                <w:szCs w:val="20"/>
+                <w:lang w:eastAsia="es-CL"/>
+              </w:rPr>
+              <w:t>1 semana</w:t>
+            </w:r>
+          </w:p>
+        </w:tc>
+        <w:tc>
+          <w:tcPr>
+            <w:tcW w:w="1275" w:type="dxa"/>
+          </w:tcPr>
+          <w:p>
+            <w:pPr>
+              <w:jc w:val="both"/>
+              <w:rPr>
+                <w:rFonts w:ascii="Calibri" w:hAnsi="Calibri" w:cs="Arial"/>
+                <w:i/>
+                <w:color w:val="548DD4"/>
+                <w:sz w:val="18"/>
+                <w:szCs w:val="20"/>
+                <w:lang w:eastAsia="es-CL"/>
+              </w:rPr>
+            </w:pPr>
+          </w:p>
+        </w:tc>
+        <w:tc>
+          <w:tcPr>
+            <w:tcW w:w="1276" w:type="dxa"/>
+          </w:tcPr>
+          <w:p>
+            <w:pPr>
+              <w:jc w:val="both"/>
+              <w:rPr>
+                <w:rFonts w:ascii="Calibri" w:hAnsi="Calibri" w:cs="Arial"/>
+                <w:i/>
+                <w:color w:val="548DD4"/>
+                <w:sz w:val="18"/>
+                <w:szCs w:val="20"/>
+                <w:lang w:eastAsia="es-CL"/>
+              </w:rPr>
+            </w:pPr>
+            <w:r>
+              <w:rPr>
+                <w:rFonts w:ascii="Calibri" w:hAnsi="Calibri" w:cs="Arial"/>
+                <w:i/>
+                <w:color w:val="548DD4"/>
+                <w:sz w:val="18"/>
+                <w:szCs w:val="20"/>
+                <w:lang w:eastAsia="es-CL"/>
+              </w:rPr>
+              <w:t xml:space="preserve">Semilla de roles lista, sin token en </w:t>
+            </w:r>
+            <w:proofErr w:type="spellStart"/>
+            <w:r>
+              <w:rPr>
+                <w:rFonts w:ascii="Calibri" w:hAnsi="Calibri" w:cs="Arial"/>
+                <w:i/>
+                <w:color w:val="548DD4"/>
+                <w:sz w:val="18"/>
+                <w:szCs w:val="20"/>
+                <w:lang w:eastAsia="es-CL"/>
+              </w:rPr>
+              <w:t>endpoints</w:t>
+            </w:r>
+            <w:proofErr w:type="spellEnd"/>
+            <w:r>
+              <w:rPr>
+                <w:rFonts w:ascii="Calibri" w:hAnsi="Calibri" w:cs="Arial"/>
+                <w:i/>
+                <w:color w:val="548DD4"/>
+                <w:sz w:val="18"/>
+                <w:szCs w:val="20"/>
+                <w:lang w:eastAsia="es-CL"/>
+              </w:rPr>
+              <w:t>.</w:t>
+            </w:r>
+          </w:p>
+          <w:p>
+            <w:pPr>
+              <w:jc w:val="both"/>
+              <w:rPr>
+                <w:rFonts w:ascii="Calibri" w:hAnsi="Calibri" w:cs="Arial"/>
+                <w:i/>
+                <w:color w:val="548DD4"/>
+                <w:sz w:val="18"/>
+                <w:szCs w:val="20"/>
+                <w:lang w:eastAsia="es-CL"/>
+              </w:rPr>
+            </w:pPr>
+          </w:p>
+        </w:tc>
+        <w:tc>
+          <w:tcPr>
+            <w:tcW w:w="1418" w:type="dxa"/>
+          </w:tcPr>
+          <w:p>
+            <w:pPr>
+              <w:jc w:val="center"/>
+              <w:rPr>
+                <w:rFonts w:ascii="Calibri" w:hAnsi="Calibri" w:cs="Arial"/>
+                <w:i/>
+                <w:color w:val="548DD4"/>
+                <w:sz w:val="18"/>
+                <w:szCs w:val="20"/>
+                <w:lang w:eastAsia="es-CL"/>
+              </w:rPr>
+            </w:pPr>
+            <w:r>
+              <w:rPr>
+                <w:rFonts w:ascii="Calibri" w:hAnsi="Calibri" w:cs="Arial"/>
+                <w:b/>
+                <w:bCs/>
+                <w:i/>
+                <w:color w:val="548DD4"/>
+                <w:sz w:val="18"/>
+                <w:szCs w:val="20"/>
+                <w:lang w:eastAsia="es-CL"/>
+              </w:rPr>
+              <w:t>No iniciado</w:t>
+            </w:r>
+          </w:p>
+        </w:tc>
+        <w:tc>
+          <w:tcPr>
+            <w:tcW w:w="850" w:type="dxa"/>
+          </w:tcPr>
+          <w:p>
+            <w:pPr>
+              <w:jc w:val="both"/>
+              <w:rPr>
+                <w:rFonts w:ascii="Calibri" w:hAnsi="Calibri" w:cs="Arial"/>
+                <w:i/>
+                <w:color w:val="548DD4"/>
+                <w:sz w:val="18"/>
+                <w:szCs w:val="20"/>
+                <w:lang w:eastAsia="es-CL"/>
+              </w:rPr>
+            </w:pPr>
+            <w:r>
+              <w:rPr>
+                <w:rFonts w:ascii="Calibri" w:hAnsi="Calibri" w:cs="Arial"/>
+                <w:i/>
+                <w:color w:val="548DD4"/>
+                <w:sz w:val="18"/>
+                <w:szCs w:val="20"/>
+                <w:lang w:eastAsia="es-CL"/>
+              </w:rPr>
+              <w:t>Reprogramado como prioridad del siguiente ciclo.</w:t>
+            </w:r>
+          </w:p>
+        </w:tc>
+      </w:tr>
     </w:tbl>
     <w:p>
       <w:pPr>
@@ -2519,6 +4127,7 @@
                 <w:rFonts w:ascii="Calibri" w:hAnsi="Calibri"/>
                 <w:color w:val="1F3864" w:themeColor="accent1" w:themeShade="80"/>
               </w:rPr>
+              <w:lastRenderedPageBreak/>
               <w:t>Factores que han f</w:t>
             </w:r>
             <w:r>
@@ -2647,6 +4256,77 @@
                 <w:color w:val="1F3864" w:themeColor="accent1" w:themeShade="80"/>
               </w:rPr>
             </w:pPr>
+            <w:r>
+              <w:rPr>
+                <w:rFonts w:ascii="Calibri" w:hAnsi="Calibri"/>
+                <w:color w:val="1F3864" w:themeColor="accent1" w:themeShade="80"/>
+              </w:rPr>
+              <w:t xml:space="preserve">Entre los principales facilitadores del desarrollo destacaron una metodología de pruebas bien estructurada con 31 pruebas unitarias en C# y 23 en Python, el uso de Docker </w:t>
+            </w:r>
+            <w:proofErr w:type="spellStart"/>
+            <w:r>
+              <w:rPr>
+                <w:rFonts w:ascii="Calibri" w:hAnsi="Calibri"/>
+                <w:color w:val="1F3864" w:themeColor="accent1" w:themeShade="80"/>
+              </w:rPr>
+              <w:t>Compose</w:t>
+            </w:r>
+            <w:proofErr w:type="spellEnd"/>
+            <w:r>
+              <w:rPr>
+                <w:rFonts w:ascii="Calibri" w:hAnsi="Calibri"/>
+                <w:color w:val="1F3864" w:themeColor="accent1" w:themeShade="80"/>
+              </w:rPr>
+              <w:t xml:space="preserve"> con </w:t>
+            </w:r>
+            <w:proofErr w:type="spellStart"/>
+            <w:r>
+              <w:rPr>
+                <w:rFonts w:ascii="Calibri" w:hAnsi="Calibri"/>
+                <w:color w:val="1F3864" w:themeColor="accent1" w:themeShade="80"/>
+              </w:rPr>
+              <w:t>RabbitMQ</w:t>
+            </w:r>
+            <w:proofErr w:type="spellEnd"/>
+            <w:r>
+              <w:rPr>
+                <w:rFonts w:ascii="Calibri" w:hAnsi="Calibri"/>
+                <w:color w:val="1F3864" w:themeColor="accent1" w:themeShade="80"/>
+              </w:rPr>
+              <w:t xml:space="preserve"> desacoplado y el seguimiento semanal con el docente guía Felipe Krauss, lo que permitió mantener un control claro de las tareas; por otro lado, las principales dificultades incluyeron un retraso de una semana en el Sprint 3 debido a complejidades en la configuración de </w:t>
+            </w:r>
+            <w:proofErr w:type="spellStart"/>
+            <w:r>
+              <w:rPr>
+                <w:rFonts w:ascii="Calibri" w:hAnsi="Calibri"/>
+                <w:color w:val="1F3864" w:themeColor="accent1" w:themeShade="80"/>
+              </w:rPr>
+              <w:t>Playwright</w:t>
+            </w:r>
+            <w:proofErr w:type="spellEnd"/>
+            <w:r>
+              <w:rPr>
+                <w:rFonts w:ascii="Calibri" w:hAnsi="Calibri"/>
+                <w:color w:val="1F3864" w:themeColor="accent1" w:themeShade="80"/>
+              </w:rPr>
+              <w:t xml:space="preserve"> en Docker y en la resolución de ramas Git, inconvenientes que se superaron ejecutando tres pruebas integrales de punta a punta para corregir cuatro fallas de infraestructura, sumado a una ambigüedad en los nombres de los puertos entregados por el </w:t>
+            </w:r>
+            <w:proofErr w:type="spellStart"/>
+            <w:r>
+              <w:rPr>
+                <w:rFonts w:ascii="Calibri" w:hAnsi="Calibri"/>
+                <w:color w:val="1F3864" w:themeColor="accent1" w:themeShade="80"/>
+              </w:rPr>
+              <w:t>scraping</w:t>
+            </w:r>
+            <w:proofErr w:type="spellEnd"/>
+            <w:r>
+              <w:rPr>
+                <w:rFonts w:ascii="Calibri" w:hAnsi="Calibri"/>
+                <w:color w:val="1F3864" w:themeColor="accent1" w:themeShade="80"/>
+              </w:rPr>
+              <w:t xml:space="preserve"> que se solucionó implementando una heurística de texto en el consumidor del Core.</w:t>
+            </w:r>
           </w:p>
           <w:p>
             <w:pPr>
@@ -2753,7 +4433,6 @@
                 <w:rFonts w:ascii="Calibri" w:hAnsi="Calibri"/>
                 <w:color w:val="1F3864" w:themeColor="accent1" w:themeShade="80"/>
               </w:rPr>
-              <w:lastRenderedPageBreak/>
               <w:t xml:space="preserve">Actividades ajustadas o eliminadas: </w:t>
             </w:r>
             <w:r>
@@ -2882,45 +4561,283 @@
                 <w:lang w:eastAsia="es-CL"/>
               </w:rPr>
             </w:pPr>
-          </w:p>
-          <w:p>
-            <w:pPr>
-              <w:jc w:val="both"/>
-              <w:rPr>
-                <w:rFonts w:ascii="Calibri" w:hAnsi="Calibri" w:cs="Arial"/>
-                <w:i/>
-                <w:color w:val="C00000"/>
-                <w:sz w:val="20"/>
-                <w:szCs w:val="20"/>
-                <w:lang w:eastAsia="es-CL"/>
-              </w:rPr>
-            </w:pPr>
-          </w:p>
-          <w:p>
-            <w:pPr>
-              <w:jc w:val="both"/>
-              <w:rPr>
-                <w:rFonts w:ascii="Calibri" w:hAnsi="Calibri" w:cs="Arial"/>
-                <w:i/>
-                <w:color w:val="548DD4"/>
-                <w:sz w:val="20"/>
-                <w:szCs w:val="20"/>
-                <w:lang w:eastAsia="es-CL"/>
-              </w:rPr>
-            </w:pPr>
-          </w:p>
-          <w:p>
-            <w:pPr>
-              <w:jc w:val="both"/>
-              <w:rPr>
-                <w:rFonts w:ascii="Calibri" w:hAnsi="Calibri" w:cs="Arial"/>
-                <w:i/>
-                <w:color w:val="548DD4"/>
-                <w:sz w:val="20"/>
-                <w:szCs w:val="20"/>
-                <w:lang w:eastAsia="es-CL"/>
-              </w:rPr>
-            </w:pPr>
+            <w:r>
+              <w:rPr>
+                <w:rFonts w:ascii="Calibri" w:hAnsi="Calibri" w:cs="Arial"/>
+                <w:i/>
+                <w:color w:val="548DD4"/>
+                <w:sz w:val="20"/>
+                <w:szCs w:val="20"/>
+                <w:lang w:eastAsia="es-CL"/>
+              </w:rPr>
+              <w:t>Mapeo temporal puerto destino $\</w:t>
+            </w:r>
+            <w:proofErr w:type="spellStart"/>
+            <w:r>
+              <w:rPr>
+                <w:rFonts w:ascii="Calibri" w:hAnsi="Calibri" w:cs="Arial"/>
+                <w:i/>
+                <w:color w:val="548DD4"/>
+                <w:sz w:val="20"/>
+                <w:szCs w:val="20"/>
+                <w:lang w:eastAsia="es-CL"/>
+              </w:rPr>
+              <w:t>rightarrow</w:t>
+            </w:r>
+            <w:proofErr w:type="spellEnd"/>
+            <w:r>
+              <w:rPr>
+                <w:rFonts w:ascii="Calibri" w:hAnsi="Calibri" w:cs="Arial"/>
+                <w:i/>
+                <w:color w:val="548DD4"/>
+                <w:sz w:val="20"/>
+                <w:szCs w:val="20"/>
+                <w:lang w:eastAsia="es-CL"/>
+              </w:rPr>
+              <w:t xml:space="preserve">$ terminal (Ajustado): Se ajustó la proyección del </w:t>
+            </w:r>
+            <w:proofErr w:type="spellStart"/>
+            <w:r>
+              <w:rPr>
+                <w:rFonts w:ascii="Calibri" w:hAnsi="Calibri" w:cs="Arial"/>
+                <w:i/>
+                <w:color w:val="548DD4"/>
+                <w:sz w:val="20"/>
+                <w:szCs w:val="20"/>
+                <w:lang w:eastAsia="es-CL"/>
+              </w:rPr>
+              <w:t>endpoint</w:t>
+            </w:r>
+            <w:proofErr w:type="spellEnd"/>
+            <w:r>
+              <w:rPr>
+                <w:rFonts w:ascii="Calibri" w:hAnsi="Calibri" w:cs="Arial"/>
+                <w:i/>
+                <w:color w:val="548DD4"/>
+                <w:sz w:val="20"/>
+                <w:szCs w:val="20"/>
+                <w:lang w:eastAsia="es-CL"/>
+              </w:rPr>
+              <w:t xml:space="preserve"> para que convierta las entidades neutras de base de datos en objetos jerárquicos JSON completos (</w:t>
+            </w:r>
+            <w:proofErr w:type="spellStart"/>
+            <w:r>
+              <w:rPr>
+                <w:rFonts w:ascii="Calibri" w:hAnsi="Calibri" w:cs="Arial"/>
+                <w:i/>
+                <w:color w:val="548DD4"/>
+                <w:sz w:val="20"/>
+                <w:szCs w:val="20"/>
+                <w:lang w:eastAsia="es-CL"/>
+              </w:rPr>
+              <w:t>originTerminal</w:t>
+            </w:r>
+            <w:proofErr w:type="spellEnd"/>
+            <w:r>
+              <w:rPr>
+                <w:rFonts w:ascii="Calibri" w:hAnsi="Calibri" w:cs="Arial"/>
+                <w:i/>
+                <w:color w:val="548DD4"/>
+                <w:sz w:val="20"/>
+                <w:szCs w:val="20"/>
+                <w:lang w:eastAsia="es-CL"/>
+              </w:rPr>
+              <w:t xml:space="preserve"> y </w:t>
+            </w:r>
+            <w:proofErr w:type="spellStart"/>
+            <w:r>
+              <w:rPr>
+                <w:rFonts w:ascii="Calibri" w:hAnsi="Calibri" w:cs="Arial"/>
+                <w:i/>
+                <w:color w:val="548DD4"/>
+                <w:sz w:val="20"/>
+                <w:szCs w:val="20"/>
+                <w:lang w:eastAsia="es-CL"/>
+              </w:rPr>
+              <w:t>destinationTerminal</w:t>
+            </w:r>
+            <w:proofErr w:type="spellEnd"/>
+            <w:r>
+              <w:rPr>
+                <w:rFonts w:ascii="Calibri" w:hAnsi="Calibri" w:cs="Arial"/>
+                <w:i/>
+                <w:color w:val="548DD4"/>
+                <w:sz w:val="20"/>
+                <w:szCs w:val="20"/>
+                <w:lang w:eastAsia="es-CL"/>
+              </w:rPr>
+              <w:t xml:space="preserve"> con id y </w:t>
+            </w:r>
+            <w:proofErr w:type="spellStart"/>
+            <w:r>
+              <w:rPr>
+                <w:rFonts w:ascii="Calibri" w:hAnsi="Calibri" w:cs="Arial"/>
+                <w:i/>
+                <w:color w:val="548DD4"/>
+                <w:sz w:val="20"/>
+                <w:szCs w:val="20"/>
+                <w:lang w:eastAsia="es-CL"/>
+              </w:rPr>
+              <w:t>name</w:t>
+            </w:r>
+            <w:proofErr w:type="spellEnd"/>
+            <w:r>
+              <w:rPr>
+                <w:rFonts w:ascii="Calibri" w:hAnsi="Calibri" w:cs="Arial"/>
+                <w:i/>
+                <w:color w:val="548DD4"/>
+                <w:sz w:val="20"/>
+                <w:szCs w:val="20"/>
+                <w:lang w:eastAsia="es-CL"/>
+              </w:rPr>
+              <w:t>).</w:t>
+            </w:r>
+          </w:p>
+          <w:p>
+            <w:pPr>
+              <w:jc w:val="both"/>
+              <w:rPr>
+                <w:rFonts w:ascii="Calibri" w:hAnsi="Calibri" w:cs="Arial"/>
+                <w:i/>
+                <w:color w:val="548DD4"/>
+                <w:sz w:val="20"/>
+                <w:szCs w:val="20"/>
+                <w:lang w:eastAsia="es-CL"/>
+              </w:rPr>
+            </w:pPr>
+            <w:r>
+              <w:rPr>
+                <w:rFonts w:ascii="Calibri" w:hAnsi="Calibri" w:cs="Arial"/>
+                <w:i/>
+                <w:color w:val="548DD4"/>
+                <w:sz w:val="20"/>
+                <w:szCs w:val="20"/>
+                <w:lang w:eastAsia="es-CL"/>
+              </w:rPr>
+              <w:t xml:space="preserve">Sincronización de interfaz (Ajustado): Se modificaron las interfaces de </w:t>
+            </w:r>
+            <w:proofErr w:type="spellStart"/>
+            <w:r>
+              <w:rPr>
+                <w:rFonts w:ascii="Calibri" w:hAnsi="Calibri" w:cs="Arial"/>
+                <w:i/>
+                <w:color w:val="548DD4"/>
+                <w:sz w:val="20"/>
+                <w:szCs w:val="20"/>
+                <w:lang w:eastAsia="es-CL"/>
+              </w:rPr>
+              <w:t>TypeScript</w:t>
+            </w:r>
+            <w:proofErr w:type="spellEnd"/>
+            <w:r>
+              <w:rPr>
+                <w:rFonts w:ascii="Calibri" w:hAnsi="Calibri" w:cs="Arial"/>
+                <w:i/>
+                <w:color w:val="548DD4"/>
+                <w:sz w:val="20"/>
+                <w:szCs w:val="20"/>
+                <w:lang w:eastAsia="es-CL"/>
+              </w:rPr>
+              <w:t xml:space="preserve"> en Angular (</w:t>
+            </w:r>
+            <w:proofErr w:type="spellStart"/>
+            <w:proofErr w:type="gramStart"/>
+            <w:r>
+              <w:rPr>
+                <w:rFonts w:ascii="Calibri" w:hAnsi="Calibri" w:cs="Arial"/>
+                <w:i/>
+                <w:color w:val="548DD4"/>
+                <w:sz w:val="20"/>
+                <w:szCs w:val="20"/>
+                <w:lang w:eastAsia="es-CL"/>
+              </w:rPr>
+              <w:t>container.model</w:t>
+            </w:r>
+            <w:proofErr w:type="gramEnd"/>
+            <w:r>
+              <w:rPr>
+                <w:rFonts w:ascii="Calibri" w:hAnsi="Calibri" w:cs="Arial"/>
+                <w:i/>
+                <w:color w:val="548DD4"/>
+                <w:sz w:val="20"/>
+                <w:szCs w:val="20"/>
+                <w:lang w:eastAsia="es-CL"/>
+              </w:rPr>
+              <w:t>.ts</w:t>
+            </w:r>
+            <w:proofErr w:type="spellEnd"/>
+            <w:r>
+              <w:rPr>
+                <w:rFonts w:ascii="Calibri" w:hAnsi="Calibri" w:cs="Arial"/>
+                <w:i/>
+                <w:color w:val="548DD4"/>
+                <w:sz w:val="20"/>
+                <w:szCs w:val="20"/>
+                <w:lang w:eastAsia="es-CL"/>
+              </w:rPr>
+              <w:t xml:space="preserve">) y el mapeo en </w:t>
+            </w:r>
+            <w:proofErr w:type="spellStart"/>
+            <w:proofErr w:type="gramStart"/>
+            <w:r>
+              <w:rPr>
+                <w:rFonts w:ascii="Calibri" w:hAnsi="Calibri" w:cs="Arial"/>
+                <w:i/>
+                <w:color w:val="548DD4"/>
+                <w:sz w:val="20"/>
+                <w:szCs w:val="20"/>
+                <w:lang w:eastAsia="es-CL"/>
+              </w:rPr>
+              <w:t>container.service</w:t>
+            </w:r>
+            <w:proofErr w:type="gramEnd"/>
+            <w:r>
+              <w:rPr>
+                <w:rFonts w:ascii="Calibri" w:hAnsi="Calibri" w:cs="Arial"/>
+                <w:i/>
+                <w:color w:val="548DD4"/>
+                <w:sz w:val="20"/>
+                <w:szCs w:val="20"/>
+                <w:lang w:eastAsia="es-CL"/>
+              </w:rPr>
+              <w:t>.ts</w:t>
+            </w:r>
+            <w:proofErr w:type="spellEnd"/>
+            <w:r>
+              <w:rPr>
+                <w:rFonts w:ascii="Calibri" w:hAnsi="Calibri" w:cs="Arial"/>
+                <w:i/>
+                <w:color w:val="548DD4"/>
+                <w:sz w:val="20"/>
+                <w:szCs w:val="20"/>
+                <w:lang w:eastAsia="es-CL"/>
+              </w:rPr>
+              <w:t xml:space="preserve"> para conectar destinationTerminal?.name directamente a la columna "Puerto Destino" del </w:t>
+            </w:r>
+            <w:proofErr w:type="spellStart"/>
+            <w:r>
+              <w:rPr>
+                <w:rFonts w:ascii="Calibri" w:hAnsi="Calibri" w:cs="Arial"/>
+                <w:i/>
+                <w:color w:val="548DD4"/>
+                <w:sz w:val="20"/>
+                <w:szCs w:val="20"/>
+                <w:lang w:eastAsia="es-CL"/>
+              </w:rPr>
+              <w:t>dashboard</w:t>
+            </w:r>
+            <w:proofErr w:type="spellEnd"/>
+            <w:r>
+              <w:rPr>
+                <w:rFonts w:ascii="Calibri" w:hAnsi="Calibri" w:cs="Arial"/>
+                <w:i/>
+                <w:color w:val="548DD4"/>
+                <w:sz w:val="20"/>
+                <w:szCs w:val="20"/>
+                <w:lang w:eastAsia="es-CL"/>
+              </w:rPr>
+              <w:t>.</w:t>
+            </w:r>
           </w:p>
           <w:p>
             <w:pPr>
@@ -3151,7 +5068,31 @@
                 <w:szCs w:val="20"/>
                 <w:lang w:eastAsia="es-CL"/>
               </w:rPr>
-              <w:t xml:space="preserve"> de acuerdo a tu planificación</w:t>
+              <w:t xml:space="preserve"> </w:t>
+            </w:r>
+            <w:proofErr w:type="gramStart"/>
+            <w:r>
+              <w:rPr>
+                <w:rFonts w:ascii="Calibri" w:hAnsi="Calibri" w:cs="Arial"/>
+                <w:i/>
+                <w:color w:val="548DD4"/>
+                <w:sz w:val="20"/>
+                <w:szCs w:val="20"/>
+                <w:lang w:eastAsia="es-CL"/>
+              </w:rPr>
+              <w:t>de acuerdo a</w:t>
+            </w:r>
+            <w:proofErr w:type="gramEnd"/>
+            <w:r>
+              <w:rPr>
+                <w:rFonts w:ascii="Calibri" w:hAnsi="Calibri" w:cs="Arial"/>
+                <w:i/>
+                <w:color w:val="548DD4"/>
+                <w:sz w:val="20"/>
+                <w:szCs w:val="20"/>
+                <w:lang w:eastAsia="es-CL"/>
+              </w:rPr>
+              <w:t xml:space="preserve"> tu planificación</w:t>
             </w:r>
             <w:r>
               <w:rPr>
@@ -3223,6 +5164,127 @@
                 <w:lang w:eastAsia="es-CL"/>
               </w:rPr>
             </w:pPr>
+            <w:r>
+              <w:rPr>
+                <w:rFonts w:ascii="Calibri" w:hAnsi="Calibri" w:cs="Arial"/>
+                <w:i/>
+                <w:color w:val="548DD4"/>
+                <w:sz w:val="20"/>
+                <w:szCs w:val="20"/>
+                <w:lang w:eastAsia="es-CL"/>
+              </w:rPr>
+              <w:t xml:space="preserve">    Extractor de información OCR / IA (Agente Lector) (Con retraso): Tenía fecha de compromiso para la Semana 8 y se encuentra en curso en la Semana 9. Se acordó en la reunión de control que Airon Sáez finalizará el procesador OCR para imágenes y PDF durante la presente semana.</w:t>
+            </w:r>
+          </w:p>
+          <w:p>
+            <w:pPr>
+              <w:jc w:val="both"/>
+              <w:rPr>
+                <w:rFonts w:ascii="Calibri" w:hAnsi="Calibri" w:cs="Arial"/>
+                <w:i/>
+                <w:color w:val="548DD4"/>
+                <w:sz w:val="20"/>
+                <w:szCs w:val="20"/>
+                <w:lang w:eastAsia="es-CL"/>
+              </w:rPr>
+            </w:pPr>
+          </w:p>
+          <w:p>
+            <w:pPr>
+              <w:jc w:val="both"/>
+              <w:rPr>
+                <w:rFonts w:ascii="Calibri" w:hAnsi="Calibri" w:cs="Arial"/>
+                <w:i/>
+                <w:color w:val="548DD4"/>
+                <w:sz w:val="20"/>
+                <w:szCs w:val="20"/>
+                <w:lang w:eastAsia="es-CL"/>
+              </w:rPr>
+            </w:pPr>
+            <w:r>
+              <w:rPr>
+                <w:rFonts w:ascii="Calibri" w:hAnsi="Calibri" w:cs="Arial"/>
+                <w:i/>
+                <w:color w:val="548DD4"/>
+                <w:sz w:val="20"/>
+                <w:szCs w:val="20"/>
+                <w:lang w:eastAsia="es-CL"/>
+              </w:rPr>
+              <w:lastRenderedPageBreak/>
+              <w:t xml:space="preserve">    Autenticación real (JWT/RBAC) (Pendiente / No iniciada): Sigue siendo el ajuste más urgente del sistema. Aunque la semilla de roles (Analista/</w:t>
+            </w:r>
+            <w:proofErr w:type="gramStart"/>
+            <w:r>
+              <w:rPr>
+                <w:rFonts w:ascii="Calibri" w:hAnsi="Calibri" w:cs="Arial"/>
+                <w:i/>
+                <w:color w:val="548DD4"/>
+                <w:sz w:val="20"/>
+                <w:szCs w:val="20"/>
+                <w:lang w:eastAsia="es-CL"/>
+              </w:rPr>
+              <w:t>Jefe</w:t>
+            </w:r>
+            <w:proofErr w:type="gramEnd"/>
+            <w:r>
+              <w:rPr>
+                <w:rFonts w:ascii="Calibri" w:hAnsi="Calibri" w:cs="Arial"/>
+                <w:i/>
+                <w:color w:val="548DD4"/>
+                <w:sz w:val="20"/>
+                <w:szCs w:val="20"/>
+                <w:lang w:eastAsia="es-CL"/>
+              </w:rPr>
+              <w:t>/</w:t>
+            </w:r>
+            <w:proofErr w:type="spellStart"/>
+            <w:r>
+              <w:rPr>
+                <w:rFonts w:ascii="Calibri" w:hAnsi="Calibri" w:cs="Arial"/>
+                <w:i/>
+                <w:color w:val="548DD4"/>
+                <w:sz w:val="20"/>
+                <w:szCs w:val="20"/>
+                <w:lang w:eastAsia="es-CL"/>
+              </w:rPr>
+              <w:t>Admin</w:t>
+            </w:r>
+            <w:proofErr w:type="spellEnd"/>
+            <w:r>
+              <w:rPr>
+                <w:rFonts w:ascii="Calibri" w:hAnsi="Calibri" w:cs="Arial"/>
+                <w:i/>
+                <w:color w:val="548DD4"/>
+                <w:sz w:val="20"/>
+                <w:szCs w:val="20"/>
+                <w:lang w:eastAsia="es-CL"/>
+              </w:rPr>
+              <w:t xml:space="preserve">) ya está en base de datos, los </w:t>
+            </w:r>
+            <w:proofErr w:type="spellStart"/>
+            <w:r>
+              <w:rPr>
+                <w:rFonts w:ascii="Calibri" w:hAnsi="Calibri" w:cs="Arial"/>
+                <w:i/>
+                <w:color w:val="548DD4"/>
+                <w:sz w:val="20"/>
+                <w:szCs w:val="20"/>
+                <w:lang w:eastAsia="es-CL"/>
+              </w:rPr>
+              <w:t>endpoints</w:t>
+            </w:r>
+            <w:proofErr w:type="spellEnd"/>
+            <w:r>
+              <w:rPr>
+                <w:rFonts w:ascii="Calibri" w:hAnsi="Calibri" w:cs="Arial"/>
+                <w:i/>
+                <w:color w:val="548DD4"/>
+                <w:sz w:val="20"/>
+                <w:szCs w:val="20"/>
+                <w:lang w:eastAsia="es-CL"/>
+              </w:rPr>
+              <w:t xml:space="preserve"> actualmente operan sin validación de tokens. Se abordará inmediatamente tras cerrar el Agente Lector.</w:t>
+            </w:r>
           </w:p>
           <w:p>
             <w:pPr>
@@ -3311,7 +5373,7 @@
 </file>
 
 <file path=word/endnotes.xml><?xml version="1.0" encoding="utf-8"?>
-<w:endnotes xmlns:wpc="http://schemas.microsoft.com/office/word/2010/wordprocessingCanvas" xmlns:cx="http://schemas.microsoft.com/office/drawing/2014/chartex" xmlns:mc="http://schemas.openxmlformats.org/markup-compatibility/2006" xmlns:o="urn:schemas-microsoft-com:office:office" xmlns:r="http://schemas.openxmlformats.org/officeDocument/2006/relationships" xmlns:m="http://schemas.openxmlformats.org/officeDocument/2006/math" xmlns:v="urn:schemas-microsoft-com:vml" xmlns:wp14="http://schemas.microsoft.com/office/word/2010/wordprocessingDrawing" xmlns:wp="http://schemas.openxmlformats.org/drawingml/2006/wordprocessingDrawing" xmlns:w10="urn:schemas-microsoft-com:office:word" xmlns:w="http://schemas.openxmlformats.org/wordprocessingml/2006/main" xmlns:w14="http://schemas.microsoft.com/office/word/2010/wordml" xmlns:w15="http://schemas.microsoft.com/office/word/2012/wordml" xmlns:w16se="http://schemas.microsoft.com/office/word/2015/wordml/symex" xmlns:wpg="http://schemas.microsoft.com/office/word/2010/wordprocessingGroup" xmlns:wpi="http://schemas.microsoft.com/office/word/2010/wordprocessingInk" xmlns:wne="http://schemas.microsoft.com/office/word/2006/wordml" xmlns:wps="http://schemas.microsoft.com/office/word/2010/wordprocessingShape" mc:Ignorable="w14 w15 w16se wp14">
+<w:endnotes xmlns:wpc="http://schemas.microsoft.com/office/word/2010/wordprocessingCanvas" xmlns:cx="http://schemas.microsoft.com/office/drawing/2014/chartex" xmlns:cx1="http://schemas.microsoft.com/office/drawing/2015/9/8/chartex" xmlns:cx2="http://schemas.microsoft.com/office/drawing/2015/10/21/chartex" xmlns:cx3="http://schemas.microsoft.com/office/drawing/2016/5/9/chartex" xmlns:cx4="http://schemas.microsoft.com/office/drawing/2016/5/10/chartex" xmlns:cx5="http://schemas.microsoft.com/office/drawing/2016/5/11/chartex" xmlns:cx6="http://schemas.microsoft.com/office/drawing/2016/5/12/chartex" xmlns:cx7="http://schemas.microsoft.com/office/drawing/2016/5/13/chartex" xmlns:cx8="http://schemas.microsoft.com/office/drawing/2016/5/14/chartex" xmlns:mc="http://schemas.openxmlformats.org/markup-compatibility/2006" xmlns:aink="http://schemas.microsoft.com/office/drawing/2016/ink" xmlns:am3d="http://schemas.microsoft.com/office/drawing/2017/model3d" xmlns:o="urn:schemas-microsoft-com:office:office" xmlns:oel="http://schemas.microsoft.com/office/2019/extlst" xmlns:r="http://schemas.openxmlformats.org/officeDocument/2006/relationships" xmlns:m="http://schemas.openxmlformats.org/officeDocument/2006/math" xmlns:v="urn:schemas-microsoft-com:vml" xmlns:wp14="http://schemas.microsoft.com/office/word/2010/wordprocessingDrawing" xmlns:wp="http://schemas.openxmlformats.org/drawingml/2006/wordprocessingDrawing" xmlns:w10="urn:schemas-microsoft-com:office:word" xmlns:w="http://schemas.openxmlformats.org/wordprocessingml/2006/main" xmlns:w14="http://schemas.microsoft.com/office/word/2010/wordml" xmlns:w15="http://schemas.microsoft.com/office/word/2012/wordml" xmlns:w16cex="http://schemas.microsoft.com/office/word/2018/wordml/cex" xmlns:w16cid="http://schemas.microsoft.com/office/word/2016/wordml/cid" xmlns:w16="http://schemas.microsoft.com/office/word/2018/wordml" xmlns:w16du="http://schemas.microsoft.com/office/word/2023/wordml/word16du" xmlns:w16sdtdh="http://schemas.microsoft.com/office/word/2020/wordml/sdtdatahash" xmlns:w16sdtfl="http://schemas.microsoft.com/office/word/2024/wordml/sdtformatlock" xmlns:w16se="http://schemas.microsoft.com/office/word/2015/wordml/symex" xmlns:wpg="http://schemas.microsoft.com/office/word/2010/wordprocessingGroup" xmlns:wpi="http://schemas.microsoft.com/office/word/2010/wordprocessingInk" xmlns:wne="http://schemas.microsoft.com/office/word/2006/wordml" xmlns:wps="http://schemas.microsoft.com/office/word/2010/wordprocessingShape" mc:Ignorable="w14 w15 w16se w16cid w16 w16cex w16sdtdh w16sdtfl w16du wp14">
   <w:endnote w:type="separator" w:id="-1">
     <w:p>
       <w:pPr>
@@ -3336,7 +5398,7 @@
 </file>
 
 <file path=word/footnotes.xml><?xml version="1.0" encoding="utf-8"?>
-<w:footnotes xmlns:wpc="http://schemas.microsoft.com/office/word/2010/wordprocessingCanvas" xmlns:cx="http://schemas.microsoft.com/office/drawing/2014/chartex" xmlns:mc="http://schemas.openxmlformats.org/markup-compatibility/2006" xmlns:o="urn:schemas-microsoft-com:office:office" xmlns:r="http://schemas.openxmlformats.org/officeDocument/2006/relationships" xmlns:m="http://schemas.openxmlformats.org/officeDocument/2006/math" xmlns:v="urn:schemas-microsoft-com:vml" xmlns:wp14="http://schemas.microsoft.com/office/word/2010/wordprocessingDrawing" xmlns:wp="http://schemas.openxmlformats.org/drawingml/2006/wordprocessingDrawing" xmlns:w10="urn:schemas-microsoft-com:office:word" xmlns:w="http://schemas.openxmlformats.org/wordprocessingml/2006/main" xmlns:w14="http://schemas.microsoft.com/office/word/2010/wordml" xmlns:w15="http://schemas.microsoft.com/office/word/2012/wordml" xmlns:w16se="http://schemas.microsoft.com/office/word/2015/wordml/symex" xmlns:wpg="http://schemas.microsoft.com/office/word/2010/wordprocessingGroup" xmlns:wpi="http://schemas.microsoft.com/office/word/2010/wordprocessingInk" xmlns:wne="http://schemas.microsoft.com/office/word/2006/wordml" xmlns:wps="http://schemas.microsoft.com/office/word/2010/wordprocessingShape" mc:Ignorable="w14 w15 w16se wp14">
+<w:footnotes xmlns:wpc="http://schemas.microsoft.com/office/word/2010/wordprocessingCanvas" xmlns:cx="http://schemas.microsoft.com/office/drawing/2014/chartex" xmlns:cx1="http://schemas.microsoft.com/office/drawing/2015/9/8/chartex" xmlns:cx2="http://schemas.microsoft.com/office/drawing/2015/10/21/chartex" xmlns:cx3="http://schemas.microsoft.com/office/drawing/2016/5/9/chartex" xmlns:cx4="http://schemas.microsoft.com/office/drawing/2016/5/10/chartex" xmlns:cx5="http://schemas.microsoft.com/office/drawing/2016/5/11/chartex" xmlns:cx6="http://schemas.microsoft.com/office/drawing/2016/5/12/chartex" xmlns:cx7="http://schemas.microsoft.com/office/drawing/2016/5/13/chartex" xmlns:cx8="http://schemas.microsoft.com/office/drawing/2016/5/14/chartex" xmlns:mc="http://schemas.openxmlformats.org/markup-compatibility/2006" xmlns:aink="http://schemas.microsoft.com/office/drawing/2016/ink" xmlns:am3d="http://schemas.microsoft.com/office/drawing/2017/model3d" xmlns:o="urn:schemas-microsoft-com:office:office" xmlns:oel="http://schemas.microsoft.com/office/2019/extlst" xmlns:r="http://schemas.openxmlformats.org/officeDocument/2006/relationships" xmlns:m="http://schemas.openxmlformats.org/officeDocument/2006/math" xmlns:v="urn:schemas-microsoft-com:vml" xmlns:wp14="http://schemas.microsoft.com/office/word/2010/wordprocessingDrawing" xmlns:wp="http://schemas.openxmlformats.org/drawingml/2006/wordprocessingDrawing" xmlns:w10="urn:schemas-microsoft-com:office:word" xmlns:w="http://schemas.openxmlformats.org/wordprocessingml/2006/main" xmlns:w14="http://schemas.microsoft.com/office/word/2010/wordml" xmlns:w15="http://schemas.microsoft.com/office/word/2012/wordml" xmlns:w16cex="http://schemas.microsoft.com/office/word/2018/wordml/cex" xmlns:w16cid="http://schemas.microsoft.com/office/word/2016/wordml/cid" xmlns:w16="http://schemas.microsoft.com/office/word/2018/wordml" xmlns:w16du="http://schemas.microsoft.com/office/word/2023/wordml/word16du" xmlns:w16sdtdh="http://schemas.microsoft.com/office/word/2020/wordml/sdtdatahash" xmlns:w16sdtfl="http://schemas.microsoft.com/office/word/2024/wordml/sdtformatlock" xmlns:w16se="http://schemas.microsoft.com/office/word/2015/wordml/symex" xmlns:wpg="http://schemas.microsoft.com/office/word/2010/wordprocessingGroup" xmlns:wpi="http://schemas.microsoft.com/office/word/2010/wordprocessingInk" xmlns:wne="http://schemas.microsoft.com/office/word/2006/wordml" xmlns:wps="http://schemas.microsoft.com/office/word/2010/wordprocessingShape" mc:Ignorable="w14 w15 w16se w16cid w16 w16cex w16sdtdh w16sdtfl w16du wp14">
   <w:footnote w:type="separator" w:id="-1">
     <w:p>
       <w:pPr>
@@ -3419,7 +5481,7 @@
 </file>
 
 <file path=word/header1.xml><?xml version="1.0" encoding="utf-8"?>
-<w:hdr xmlns:wpc="http://schemas.microsoft.com/office/word/2010/wordprocessingCanvas" xmlns:cx="http://schemas.microsoft.com/office/drawing/2014/chartex" xmlns:mc="http://schemas.openxmlformats.org/markup-compatibility/2006" xmlns:o="urn:schemas-microsoft-com:office:office" xmlns:r="http://schemas.openxmlformats.org/officeDocument/2006/relationships" xmlns:m="http://schemas.openxmlformats.org/officeDocument/2006/math" xmlns:v="urn:schemas-microsoft-com:vml" xmlns:wp14="http://schemas.microsoft.com/office/word/2010/wordprocessingDrawing" xmlns:wp="http://schemas.openxmlformats.org/drawingml/2006/wordprocessingDrawing" xmlns:w10="urn:schemas-microsoft-com:office:word" xmlns:w="http://schemas.openxmlformats.org/wordprocessingml/2006/main" xmlns:w14="http://schemas.microsoft.com/office/word/2010/wordml" xmlns:w15="http://schemas.microsoft.com/office/word/2012/wordml" xmlns:w16se="http://schemas.microsoft.com/office/word/2015/wordml/symex" xmlns:wpg="http://schemas.microsoft.com/office/word/2010/wordprocessingGroup" xmlns:wpi="http://schemas.microsoft.com/office/word/2010/wordprocessingInk" xmlns:wne="http://schemas.microsoft.com/office/word/2006/wordml" xmlns:wps="http://schemas.microsoft.com/office/word/2010/wordprocessingShape" mc:Ignorable="w14 w15 w16se wp14">
+<w:hdr xmlns:wpc="http://schemas.microsoft.com/office/word/2010/wordprocessingCanvas" xmlns:cx="http://schemas.microsoft.com/office/drawing/2014/chartex" xmlns:cx1="http://schemas.microsoft.com/office/drawing/2015/9/8/chartex" xmlns:cx2="http://schemas.microsoft.com/office/drawing/2015/10/21/chartex" xmlns:cx3="http://schemas.microsoft.com/office/drawing/2016/5/9/chartex" xmlns:cx4="http://schemas.microsoft.com/office/drawing/2016/5/10/chartex" xmlns:cx5="http://schemas.microsoft.com/office/drawing/2016/5/11/chartex" xmlns:cx6="http://schemas.microsoft.com/office/drawing/2016/5/12/chartex" xmlns:cx7="http://schemas.microsoft.com/office/drawing/2016/5/13/chartex" xmlns:cx8="http://schemas.microsoft.com/office/drawing/2016/5/14/chartex" xmlns:mc="http://schemas.openxmlformats.org/markup-compatibility/2006" xmlns:aink="http://schemas.microsoft.com/office/drawing/2016/ink" xmlns:am3d="http://schemas.microsoft.com/office/drawing/2017/model3d" xmlns:o="urn:schemas-microsoft-com:office:office" xmlns:oel="http://schemas.microsoft.com/office/2019/extlst" xmlns:r="http://schemas.openxmlformats.org/officeDocument/2006/relationships" xmlns:m="http://schemas.openxmlformats.org/officeDocument/2006/math" xmlns:v="urn:schemas-microsoft-com:vml" xmlns:wp14="http://schemas.microsoft.com/office/word/2010/wordprocessingDrawing" xmlns:wp="http://schemas.openxmlformats.org/drawingml/2006/wordprocessingDrawing" xmlns:w10="urn:schemas-microsoft-com:office:word" xmlns:w="http://schemas.openxmlformats.org/wordprocessingml/2006/main" xmlns:w14="http://schemas.microsoft.com/office/word/2010/wordml" xmlns:w15="http://schemas.microsoft.com/office/word/2012/wordml" xmlns:w16cex="http://schemas.microsoft.com/office/word/2018/wordml/cex" xmlns:w16cid="http://schemas.microsoft.com/office/word/2016/wordml/cid" xmlns:w16="http://schemas.microsoft.com/office/word/2018/wordml" xmlns:w16du="http://schemas.microsoft.com/office/word/2023/wordml/word16du" xmlns:w16sdtdh="http://schemas.microsoft.com/office/word/2020/wordml/sdtdatahash" xmlns:w16sdtfl="http://schemas.microsoft.com/office/word/2024/wordml/sdtformatlock" xmlns:w16se="http://schemas.microsoft.com/office/word/2015/wordml/symex" xmlns:wpg="http://schemas.microsoft.com/office/word/2010/wordprocessingGroup" xmlns:wpi="http://schemas.microsoft.com/office/word/2010/wordprocessingInk" xmlns:wne="http://schemas.microsoft.com/office/word/2006/wordml" xmlns:wps="http://schemas.microsoft.com/office/word/2010/wordprocessingShape" mc:Ignorable="w14 w15 w16se w16cid w16 w16cex w16sdtdh w16sdtfl w16du wp14">
   <w:tbl>
     <w:tblPr>
       <w:tblStyle w:val="Tablaconcuadrcula1"/>
@@ -3644,7 +5706,7 @@
 </file>
 
 <file path=word/numbering.xml><?xml version="1.0" encoding="utf-8"?>
-<w:numbering xmlns:wpc="http://schemas.microsoft.com/office/word/2010/wordprocessingCanvas" xmlns:cx="http://schemas.microsoft.com/office/drawing/2014/chartex" xmlns:mc="http://schemas.openxmlformats.org/markup-compatibility/2006" xmlns:o="urn:schemas-microsoft-com:office:office" xmlns:r="http://schemas.openxmlformats.org/officeDocument/2006/relationships" xmlns:m="http://schemas.openxmlformats.org/officeDocument/2006/math" xmlns:v="urn:schemas-microsoft-com:vml" xmlns:wp14="http://schemas.microsoft.com/office/word/2010/wordprocessingDrawing" xmlns:wp="http://schemas.openxmlformats.org/drawingml/2006/wordprocessingDrawing" xmlns:w10="urn:schemas-microsoft-com:office:word" xmlns:w="http://schemas.openxmlformats.org/wordprocessingml/2006/main" xmlns:w14="http://schemas.microsoft.com/office/word/2010/wordml" xmlns:w15="http://schemas.microsoft.com/office/word/2012/wordml" xmlns:w16se="http://schemas.microsoft.com/office/word/2015/wordml/symex" xmlns:wpg="http://schemas.microsoft.com/office/word/2010/wordprocessingGroup" xmlns:wpi="http://schemas.microsoft.com/office/word/2010/wordprocessingInk" xmlns:wne="http://schemas.microsoft.com/office/word/2006/wordml" xmlns:wps="http://schemas.microsoft.com/office/word/2010/wordprocessingShape" mc:Ignorable="w14 w15 w16se wp14">
+<w:numbering xmlns:wpc="http://schemas.microsoft.com/office/word/2010/wordprocessingCanvas" xmlns:cx="http://schemas.microsoft.com/office/drawing/2014/chartex" xmlns:cx1="http://schemas.microsoft.com/office/drawing/2015/9/8/chartex" xmlns:cx2="http://schemas.microsoft.com/office/drawing/2015/10/21/chartex" xmlns:cx3="http://schemas.microsoft.com/office/drawing/2016/5/9/chartex" xmlns:cx4="http://schemas.microsoft.com/office/drawing/2016/5/10/chartex" xmlns:cx5="http://schemas.microsoft.com/office/drawing/2016/5/11/chartex" xmlns:cx6="http://schemas.microsoft.com/office/drawing/2016/5/12/chartex" xmlns:cx7="http://schemas.microsoft.com/office/drawing/2016/5/13/chartex" xmlns:cx8="http://schemas.microsoft.com/office/drawing/2016/5/14/chartex" xmlns:mc="http://schemas.openxmlformats.org/markup-compatibility/2006" xmlns:aink="http://schemas.microsoft.com/office/drawing/2016/ink" xmlns:am3d="http://schemas.microsoft.com/office/drawing/2017/model3d" xmlns:o="urn:schemas-microsoft-com:office:office" xmlns:oel="http://schemas.microsoft.com/office/2019/extlst" xmlns:r="http://schemas.openxmlformats.org/officeDocument/2006/relationships" xmlns:m="http://schemas.openxmlformats.org/officeDocument/2006/math" xmlns:v="urn:schemas-microsoft-com:vml" xmlns:wp14="http://schemas.microsoft.com/office/word/2010/wordprocessingDrawing" xmlns:wp="http://schemas.openxmlformats.org/drawingml/2006/wordprocessingDrawing" xmlns:w10="urn:schemas-microsoft-com:office:word" xmlns:w="http://schemas.openxmlformats.org/wordprocessingml/2006/main" xmlns:w14="http://schemas.microsoft.com/office/word/2010/wordml" xmlns:w15="http://schemas.microsoft.com/office/word/2012/wordml" xmlns:w16cex="http://schemas.microsoft.com/office/word/2018/wordml/cex" xmlns:w16cid="http://schemas.microsoft.com/office/word/2016/wordml/cid" xmlns:w16="http://schemas.microsoft.com/office/word/2018/wordml" xmlns:w16du="http://schemas.microsoft.com/office/word/2023/wordml/word16du" xmlns:w16sdtdh="http://schemas.microsoft.com/office/word/2020/wordml/sdtdatahash" xmlns:w16sdtfl="http://schemas.microsoft.com/office/word/2024/wordml/sdtformatlock" xmlns:w16se="http://schemas.microsoft.com/office/word/2015/wordml/symex" xmlns:wpg="http://schemas.microsoft.com/office/word/2010/wordprocessingGroup" xmlns:wpi="http://schemas.microsoft.com/office/word/2010/wordprocessingInk" xmlns:wne="http://schemas.microsoft.com/office/word/2006/wordml" xmlns:wps="http://schemas.microsoft.com/office/word/2010/wordprocessingShape" mc:Ignorable="w14 w15 w16se w16cid w16 w16cex w16sdtdh w16sdtfl w16du wp14">
   <w:abstractNum w:abstractNumId="0" w15:restartNumberingAfterBreak="0">
     <w:nsid w:val="2FFD4C7F"/>
     <w:multiLevelType w:val="multilevel"/>
@@ -3766,14 +5828,14 @@
       </w:rPr>
     </w:lvl>
   </w:abstractNum>
-  <w:num w:numId="1">
+  <w:num w:numId="1" w16cid:durableId="908464295">
     <w:abstractNumId w:val="0"/>
   </w:num>
 </w:numbering>
 </file>
 
 <file path=word/styles.xml><?xml version="1.0" encoding="utf-8"?>
-<w:styles xmlns:mc="http://schemas.openxmlformats.org/markup-compatibility/2006" xmlns:r="http://schemas.openxmlformats.org/officeDocument/2006/relationships" xmlns:w="http://schemas.openxmlformats.org/wordprocessingml/2006/main" xmlns:w14="http://schemas.microsoft.com/office/word/2010/wordml" xmlns:w15="http://schemas.microsoft.com/office/word/2012/wordml" xmlns:w16se="http://schemas.microsoft.com/office/word/2015/wordml/symex" mc:Ignorable="w14 w15 w16se">
+<w:styles xmlns:mc="http://schemas.openxmlformats.org/markup-compatibility/2006" xmlns:r="http://schemas.openxmlformats.org/officeDocument/2006/relationships" xmlns:w="http://schemas.openxmlformats.org/wordprocessingml/2006/main" xmlns:w14="http://schemas.microsoft.com/office/word/2010/wordml" xmlns:w15="http://schemas.microsoft.com/office/word/2012/wordml" xmlns:w16cex="http://schemas.microsoft.com/office/word/2018/wordml/cex" xmlns:w16cid="http://schemas.microsoft.com/office/word/2016/wordml/cid" xmlns:w16="http://schemas.microsoft.com/office/word/2018/wordml" xmlns:w16du="http://schemas.microsoft.com/office/word/2023/wordml/word16du" xmlns:w16sdtdh="http://schemas.microsoft.com/office/word/2020/wordml/sdtdatahash" xmlns:w16sdtfl="http://schemas.microsoft.com/office/word/2024/wordml/sdtformatlock" xmlns:w16se="http://schemas.microsoft.com/office/word/2015/wordml/symex" mc:Ignorable="w14 w15 w16se w16cid w16 w16cex w16sdtdh w16sdtfl w16du">
   <w:docDefaults>
     <w:rPrDefault>
       <w:rPr>
@@ -3785,7 +5847,7 @@
     </w:rPrDefault>
     <w:pPrDefault/>
   </w:docDefaults>
-  <w:latentStyles w:defLockedState="0" w:defUIPriority="99" w:defSemiHidden="0" w:defUnhideWhenUsed="0" w:defQFormat="0" w:count="371">
+  <w:latentStyles w:defLockedState="0" w:defUIPriority="99" w:defSemiHidden="0" w:defUnhideWhenUsed="0" w:defQFormat="0" w:count="376">
     <w:lsdException w:name="Normal" w:uiPriority="0" w:qFormat="1"/>
     <w:lsdException w:name="heading 1" w:uiPriority="9" w:qFormat="1"/>
     <w:lsdException w:name="heading 2" w:semiHidden="1" w:uiPriority="9" w:unhideWhenUsed="1" w:qFormat="1"/>
@@ -4157,6 +6219,11 @@
     <w:lsdException w:name="List Table 5 Dark Accent 6" w:uiPriority="50"/>
     <w:lsdException w:name="List Table 6 Colorful Accent 6" w:uiPriority="51"/>
     <w:lsdException w:name="List Table 7 Colorful Accent 6" w:uiPriority="52"/>
+    <w:lsdException w:name="Mention" w:semiHidden="1" w:unhideWhenUsed="1"/>
+    <w:lsdException w:name="Smart Hyperlink" w:semiHidden="1" w:unhideWhenUsed="1"/>
+    <w:lsdException w:name="Hashtag" w:semiHidden="1" w:unhideWhenUsed="1"/>
+    <w:lsdException w:name="Unresolved Mention" w:semiHidden="1" w:unhideWhenUsed="1"/>
+    <w:lsdException w:name="Smart Link" w:semiHidden="1" w:unhideWhenUsed="1"/>
   </w:latentStyles>
   <w:style w:type="paragraph" w:default="1" w:styleId="Normal">
     <w:name w:val="Normal"/>
@@ -4195,7 +6262,6 @@
   <w:style w:type="character" w:default="1" w:styleId="Fuentedeprrafopredeter">
     <w:name w:val="Default Paragraph Font"/>
     <w:uiPriority w:val="1"/>
-    <w:semiHidden/>
     <w:unhideWhenUsed/>
   </w:style>
   <w:style w:type="table" w:default="1" w:styleId="Tablanormal">
@@ -4458,6 +6524,17 @@
       <w:bCs/>
       <w:sz w:val="20"/>
       <w:szCs w:val="20"/>
+    </w:rPr>
+  </w:style>
+  <w:style w:type="character" w:styleId="Fuerte">
+    <w:name w:val="Strong"/>
+    <w:basedOn w:val="Fuentedeprrafopredeter"/>
+    <w:uiPriority w:val="22"/>
+    <w:qFormat/>
+    <w:rsid w:val="00DD2FD1"/>
+    <w:rPr>
+      <w:b/>
+      <w:bCs/>
     </w:rPr>
   </w:style>
 </w:styles>
@@ -4759,12 +6836,6 @@
 </file>
 
 <file path=customXml/item1.xml><?xml version="1.0" encoding="utf-8"?>
-<p:properties xmlns:p="http://schemas.microsoft.com/office/2006/metadata/properties" xmlns:xsi="http://www.w3.org/2001/XMLSchema-instance" xmlns:pc="http://schemas.microsoft.com/office/infopath/2007/PartnerControls">
-  <documentManagement/>
-</p:properties>
-</file>
-
-<file path=customXml/item2.xml><?xml version="1.0" encoding="utf-8"?>
 <ct:contentTypeSchema xmlns:ct="http://schemas.microsoft.com/office/2006/metadata/contentType" xmlns:ma="http://schemas.microsoft.com/office/2006/metadata/properties/metaAttributes" ct:_="" ma:_="" ma:contentTypeName="Documento" ma:contentTypeID="0x010100E96778489EE7714D8BD12CC105EB918B" ma:contentTypeVersion="2" ma:contentTypeDescription="Crear nuevo documento." ma:contentTypeScope="" ma:versionID="416c5c7ae9b5d54d83875cd3c65194e3">
   <xsd:schema xmlns:xsd="http://www.w3.org/2001/XMLSchema" xmlns:xs="http://www.w3.org/2001/XMLSchema" xmlns:p="http://schemas.microsoft.com/office/2006/metadata/properties" xmlns:ns2="126e8a1c-9ea9-435a-ac89-d06c80d62e30" targetNamespace="http://schemas.microsoft.com/office/2006/metadata/properties" ma:root="true" ma:fieldsID="70a237c842677bd850644f8595079f5e" ns2:_="">
     <xsd:import namespace="126e8a1c-9ea9-435a-ac89-d06c80d62e30"/>
@@ -4896,6 +6967,12 @@
 </ct:contentTypeSchema>
 </file>
 
+<file path=customXml/item2.xml><?xml version="1.0" encoding="utf-8"?>
+<p:properties xmlns:p="http://schemas.microsoft.com/office/2006/metadata/properties" xmlns:xsi="http://www.w3.org/2001/XMLSchema-instance" xmlns:pc="http://schemas.microsoft.com/office/infopath/2007/PartnerControls">
+  <documentManagement/>
+</p:properties>
+</file>
+
 <file path=customXml/item3.xml><?xml version="1.0" encoding="utf-8"?>
 <?mso-contentType ?>
 <FormTemplates xmlns="http://schemas.microsoft.com/sharepoint/v3/contenttype/forms">
@@ -4906,22 +6983,6 @@
 </file>
 
 <file path=customXml/itemProps1.xml><?xml version="1.0" encoding="utf-8"?>
-<ds:datastoreItem xmlns:ds="http://schemas.openxmlformats.org/officeDocument/2006/customXml" ds:itemID="{46CA5683-AF87-4E40-B841-2E23A3B52406}">
-  <ds:schemaRefs>
-    <ds:schemaRef ds:uri="http://purl.org/dc/terms/"/>
-    <ds:schemaRef ds:uri="http://purl.org/dc/elements/1.1/"/>
-    <ds:schemaRef ds:uri="http://schemas.openxmlformats.org/package/2006/metadata/core-properties"/>
-    <ds:schemaRef ds:uri="http://www.w3.org/XML/1998/namespace"/>
-    <ds:schemaRef ds:uri="http://schemas.microsoft.com/office/2006/metadata/properties"/>
-    <ds:schemaRef ds:uri="http://schemas.microsoft.com/office/2006/documentManagement/types"/>
-    <ds:schemaRef ds:uri="http://purl.org/dc/dcmitype/"/>
-    <ds:schemaRef ds:uri="http://schemas.microsoft.com/office/infopath/2007/PartnerControls"/>
-    <ds:schemaRef ds:uri="126e8a1c-9ea9-435a-ac89-d06c80d62e30"/>
-  </ds:schemaRefs>
-</ds:datastoreItem>
-</file>
-
-<file path=customXml/itemProps2.xml><?xml version="1.0" encoding="utf-8"?>
 <ds:datastoreItem xmlns:ds="http://schemas.openxmlformats.org/officeDocument/2006/customXml" ds:itemID="{6F3661B0-5934-4FAB-ADC6-33A19B814E8D}">
   <ds:schemaRefs>
     <ds:schemaRef ds:uri="http://schemas.microsoft.com/office/2006/metadata/contentType"/>
@@ -4939,6 +7000,15 @@
 </ds:datastoreItem>
 </file>
 
+<file path=customXml/itemProps2.xml><?xml version="1.0" encoding="utf-8"?>
+<ds:datastoreItem xmlns:ds="http://schemas.openxmlformats.org/officeDocument/2006/customXml" ds:itemID="{46CA5683-AF87-4E40-B841-2E23A3B52406}">
+  <ds:schemaRefs>
+    <ds:schemaRef ds:uri="http://schemas.microsoft.com/office/2006/metadata/properties"/>
+    <ds:schemaRef ds:uri="http://schemas.microsoft.com/office/infopath/2007/PartnerControls"/>
+  </ds:schemaRefs>
+</ds:datastoreItem>
+</file>
+
 <file path=customXml/itemProps3.xml><?xml version="1.0" encoding="utf-8"?>
 <ds:datastoreItem xmlns:ds="http://schemas.openxmlformats.org/officeDocument/2006/customXml" ds:itemID="{D51C61E4-DB75-4684-AD25-71F546404E96}">
   <ds:schemaRefs>
